--- a/public/reports/overall.docx
+++ b/public/reports/overall.docx
@@ -127,7 +127,7 @@
                 <w:color w:val="000000"/>
                 <w:sz w:val="19"/>
               </w:rPr>
-              <w:t>HS 2022；页面展示 8 位筛查码</w:t>
+              <w:t>HS 2022；按公开来源最细可核验层级显示真实 HS6/HS8</w:t>
             </w:r>
           </w:p>
         </w:tc>
@@ -172,7 +172,7 @@
                 <w:color w:val="000000"/>
                 <w:sz w:val="19"/>
               </w:rPr>
-              <w:t>金额按 UN Comtrade 可复核的 HS31、HS4、HS6 单项或合并口径计算</w:t>
+              <w:t>仅汇总互不重叠的具体商品物项；不使用补零代理或父级大类重复金额</w:t>
             </w:r>
           </w:p>
         </w:tc>
@@ -217,7 +217,7 @@
                 <w:color w:val="000000"/>
                 <w:sz w:val="19"/>
               </w:rPr>
-              <w:t>39.9%</w:t>
+              <w:t>34.7%</w:t>
             </w:r>
           </w:p>
         </w:tc>
@@ -329,7 +329,7 @@
                 <w:color w:val="1F4D78"/>
                 <w:sz w:val="19"/>
               </w:rPr>
-              <w:t>商品</w:t>
+              <w:t>具体商品</w:t>
             </w:r>
           </w:p>
         </w:tc>
@@ -351,7 +351,7 @@
                 <w:color w:val="1F4D78"/>
                 <w:sz w:val="19"/>
               </w:rPr>
-              <w:t>HS8</w:t>
+              <w:t>统计编码</w:t>
             </w:r>
           </w:p>
         </w:tc>
@@ -395,7 +395,7 @@
                 <w:color w:val="1F4D78"/>
                 <w:sz w:val="19"/>
               </w:rPr>
-              <w:t>自中国进口</w:t>
+              <w:t>从中国进口</w:t>
             </w:r>
           </w:p>
         </w:tc>
@@ -417,7 +417,7 @@
                 <w:color w:val="1F4D78"/>
                 <w:sz w:val="19"/>
               </w:rPr>
-              <w:t>全球进口</w:t>
+              <w:t>商品进口总额</w:t>
             </w:r>
           </w:p>
         </w:tc>
@@ -439,7 +439,7 @@
                 <w:color w:val="1F4D78"/>
                 <w:sz w:val="19"/>
               </w:rPr>
-              <w:t>对华占比</w:t>
+              <w:t>从中国进口占比</w:t>
             </w:r>
           </w:p>
         </w:tc>
@@ -462,7 +462,7 @@
                 <w:color w:val="000000"/>
                 <w:sz w:val="19"/>
               </w:rPr>
-              <w:t>蓄电池</w:t>
+              <w:t>锂离子蓄电池</w:t>
             </w:r>
           </w:p>
         </w:tc>
@@ -483,7 +483,7 @@
                 <w:color w:val="000000"/>
                 <w:sz w:val="19"/>
               </w:rPr>
-              <w:t>85070000</w:t>
+              <w:t>850760</w:t>
             </w:r>
           </w:p>
         </w:tc>
@@ -504,7 +504,7 @@
                 <w:color w:val="000000"/>
                 <w:sz w:val="19"/>
               </w:rPr>
-              <w:t>统计口径 HS4</w:t>
+              <w:t>HS6 国际可比口径</w:t>
             </w:r>
           </w:p>
         </w:tc>
@@ -525,7 +525,7 @@
                 <w:color w:val="000000"/>
                 <w:sz w:val="19"/>
               </w:rPr>
-              <w:t>4.31 十亿美元</w:t>
+              <w:t>3.81 十亿美元</w:t>
             </w:r>
           </w:p>
         </w:tc>
@@ -546,7 +546,7 @@
                 <w:color w:val="000000"/>
                 <w:sz w:val="19"/>
               </w:rPr>
-              <w:t>4.95 十亿美元</w:t>
+              <w:t>4.08 十亿美元</w:t>
             </w:r>
           </w:p>
         </w:tc>
@@ -567,7 +567,135 @@
                 <w:color w:val="000000"/>
                 <w:sz w:val="19"/>
               </w:rPr>
-              <w:t>87.2%</w:t>
+              <w:t>93.2%</w:t>
+            </w:r>
+          </w:p>
+        </w:tc>
+      </w:tr>
+      <w:tr>
+        <w:tc>
+          <w:tcPr>
+            <w:tcW w:type="dxa" w:w="1560"/>
+            <w:vAlign w:val="center"/>
+          </w:tcPr>
+          <w:p>
+            <w:pPr>
+              <w:spacing w:after="0"/>
+            </w:pPr>
+            <w:r/>
+            <w:r>
+              <w:rPr>
+                <w:rFonts w:ascii="Microsoft YaHei" w:hAnsi="Microsoft YaHei" w:eastAsia="Microsoft YaHei"/>
+                <w:b w:val="0"/>
+                <w:color w:val="000000"/>
+                <w:sz w:val="19"/>
+              </w:rPr>
+              <w:t>未组装光伏电池</w:t>
+            </w:r>
+          </w:p>
+        </w:tc>
+        <w:tc>
+          <w:tcPr>
+            <w:tcW w:type="dxa" w:w="1560"/>
+            <w:vAlign w:val="center"/>
+          </w:tcPr>
+          <w:p>
+            <w:pPr>
+              <w:spacing w:after="0"/>
+            </w:pPr>
+            <w:r/>
+            <w:r>
+              <w:rPr>
+                <w:rFonts w:ascii="Microsoft YaHei" w:hAnsi="Microsoft YaHei" w:eastAsia="Microsoft YaHei"/>
+                <w:b w:val="0"/>
+                <w:color w:val="000000"/>
+                <w:sz w:val="19"/>
+              </w:rPr>
+              <w:t>854142</w:t>
+            </w:r>
+          </w:p>
+        </w:tc>
+        <w:tc>
+          <w:tcPr>
+            <w:tcW w:type="dxa" w:w="1560"/>
+            <w:vAlign w:val="center"/>
+          </w:tcPr>
+          <w:p>
+            <w:pPr>
+              <w:spacing w:after="0"/>
+            </w:pPr>
+            <w:r/>
+            <w:r>
+              <w:rPr>
+                <w:rFonts w:ascii="Microsoft YaHei" w:hAnsi="Microsoft YaHei" w:eastAsia="Microsoft YaHei"/>
+                <w:b w:val="0"/>
+                <w:color w:val="000000"/>
+                <w:sz w:val="19"/>
+              </w:rPr>
+              <w:t>HS6 国际可比口径</w:t>
+            </w:r>
+          </w:p>
+        </w:tc>
+        <w:tc>
+          <w:tcPr>
+            <w:tcW w:type="dxa" w:w="1560"/>
+            <w:vAlign w:val="center"/>
+          </w:tcPr>
+          <w:p>
+            <w:pPr>
+              <w:spacing w:after="0"/>
+            </w:pPr>
+            <w:r/>
+            <w:r>
+              <w:rPr>
+                <w:rFonts w:ascii="Microsoft YaHei" w:hAnsi="Microsoft YaHei" w:eastAsia="Microsoft YaHei"/>
+                <w:b w:val="0"/>
+                <w:color w:val="000000"/>
+                <w:sz w:val="19"/>
+              </w:rPr>
+              <w:t>1.99 十亿美元</w:t>
+            </w:r>
+          </w:p>
+        </w:tc>
+        <w:tc>
+          <w:tcPr>
+            <w:tcW w:type="dxa" w:w="1560"/>
+            <w:vAlign w:val="center"/>
+          </w:tcPr>
+          <w:p>
+            <w:pPr>
+              <w:spacing w:after="0"/>
+            </w:pPr>
+            <w:r/>
+            <w:r>
+              <w:rPr>
+                <w:rFonts w:ascii="Microsoft YaHei" w:hAnsi="Microsoft YaHei" w:eastAsia="Microsoft YaHei"/>
+                <w:b w:val="0"/>
+                <w:color w:val="000000"/>
+                <w:sz w:val="19"/>
+              </w:rPr>
+              <w:t>2.67 十亿美元</w:t>
+            </w:r>
+          </w:p>
+        </w:tc>
+        <w:tc>
+          <w:tcPr>
+            <w:tcW w:type="dxa" w:w="1560"/>
+            <w:vAlign w:val="center"/>
+          </w:tcPr>
+          <w:p>
+            <w:pPr>
+              <w:spacing w:after="0"/>
+            </w:pPr>
+            <w:r/>
+            <w:r>
+              <w:rPr>
+                <w:rFonts w:ascii="Microsoft YaHei" w:hAnsi="Microsoft YaHei" w:eastAsia="Microsoft YaHei"/>
+                <w:b w:val="0"/>
+                <w:color w:val="000000"/>
+                <w:sz w:val="19"/>
+              </w:rPr>
+              <w:t>74.4%</w:t>
             </w:r>
           </w:p>
         </w:tc>
@@ -611,7 +739,7 @@
                 <w:color w:val="000000"/>
                 <w:sz w:val="19"/>
               </w:rPr>
-              <w:t>87051000</w:t>
+              <w:t>870510</w:t>
             </w:r>
           </w:p>
         </w:tc>
@@ -632,7 +760,7 @@
                 <w:color w:val="000000"/>
                 <w:sz w:val="19"/>
               </w:rPr>
-              <w:t>统计口径 HS6</w:t>
+              <w:t>HS6 国际可比口径</w:t>
             </w:r>
           </w:p>
         </w:tc>
@@ -718,7 +846,7 @@
                 <w:color w:val="000000"/>
                 <w:sz w:val="19"/>
               </w:rPr>
-              <w:t>半导体器件</w:t>
+              <w:t>静止式变流器</w:t>
             </w:r>
           </w:p>
         </w:tc>
@@ -739,7 +867,7 @@
                 <w:color w:val="000000"/>
                 <w:sz w:val="19"/>
               </w:rPr>
-              <w:t>85410000</w:t>
+              <w:t>850440</w:t>
             </w:r>
           </w:p>
         </w:tc>
@@ -760,7 +888,7 @@
                 <w:color w:val="000000"/>
                 <w:sz w:val="19"/>
               </w:rPr>
-              <w:t>统计口径 HS4</w:t>
+              <w:t>HS6 国际可比口径</w:t>
             </w:r>
           </w:p>
         </w:tc>
@@ -781,7 +909,7 @@
                 <w:color w:val="000000"/>
                 <w:sz w:val="19"/>
               </w:rPr>
-              <w:t>3.99 十亿美元</w:t>
+              <w:t>1.36 十亿美元</w:t>
             </w:r>
           </w:p>
         </w:tc>
@@ -802,7 +930,7 @@
                 <w:color w:val="000000"/>
                 <w:sz w:val="19"/>
               </w:rPr>
-              <w:t>6.10 十亿美元</w:t>
+              <w:t>2.17 十亿美元</w:t>
             </w:r>
           </w:p>
         </w:tc>
@@ -823,7 +951,7 @@
                 <w:color w:val="000000"/>
                 <w:sz w:val="19"/>
               </w:rPr>
-              <w:t>65.4%</w:t>
+              <w:t>62.5%</w:t>
             </w:r>
           </w:p>
         </w:tc>
@@ -846,7 +974,7 @@
                 <w:color w:val="000000"/>
                 <w:sz w:val="19"/>
               </w:rPr>
-              <w:t>变压器与电源设备</w:t>
+              <w:t>高黏度聚对苯二甲酸乙二酯</w:t>
             </w:r>
           </w:p>
         </w:tc>
@@ -867,7 +995,7 @@
                 <w:color w:val="000000"/>
                 <w:sz w:val="19"/>
               </w:rPr>
-              <w:t>85040000</w:t>
+              <w:t>390761</w:t>
             </w:r>
           </w:p>
         </w:tc>
@@ -888,7 +1016,7 @@
                 <w:color w:val="000000"/>
                 <w:sz w:val="19"/>
               </w:rPr>
-              <w:t>统计口径 HS4</w:t>
+              <w:t>HS6 国际可比口径</w:t>
             </w:r>
           </w:p>
         </w:tc>
@@ -909,7 +1037,7 @@
                 <w:color w:val="000000"/>
                 <w:sz w:val="19"/>
               </w:rPr>
-              <w:t>2.58 十亿美元</w:t>
+              <w:t>161.6 百万美元</w:t>
             </w:r>
           </w:p>
         </w:tc>
@@ -930,7 +1058,7 @@
                 <w:color w:val="000000"/>
                 <w:sz w:val="19"/>
               </w:rPr>
-              <w:t>4.09 十亿美元</w:t>
+              <w:t>259.9 百万美元</w:t>
             </w:r>
           </w:p>
         </w:tc>
@@ -951,7 +1079,7 @@
                 <w:color w:val="000000"/>
                 <w:sz w:val="19"/>
               </w:rPr>
-              <w:t>63.1%</w:t>
+              <w:t>62.2%</w:t>
             </w:r>
           </w:p>
         </w:tc>
@@ -974,7 +1102,7 @@
                 <w:color w:val="000000"/>
                 <w:sz w:val="19"/>
               </w:rPr>
-              <w:t>工程机械零部件</w:t>
+              <w:t>其他稀土金属化合物</w:t>
             </w:r>
           </w:p>
         </w:tc>
@@ -995,7 +1123,7 @@
                 <w:color w:val="000000"/>
                 <w:sz w:val="19"/>
               </w:rPr>
-              <w:t>84310000</w:t>
+              <w:t>284690</w:t>
             </w:r>
           </w:p>
         </w:tc>
@@ -1016,7 +1144,7 @@
                 <w:color w:val="000000"/>
                 <w:sz w:val="19"/>
               </w:rPr>
-              <w:t>统计口径 HS4</w:t>
+              <w:t>HS6 国际可比口径</w:t>
             </w:r>
           </w:p>
         </w:tc>
@@ -1037,7 +1165,7 @@
                 <w:color w:val="000000"/>
                 <w:sz w:val="19"/>
               </w:rPr>
-              <w:t>1.06 十亿美元</w:t>
+              <w:t>2.7 百万美元</w:t>
             </w:r>
           </w:p>
         </w:tc>
@@ -1058,7 +1186,7 @@
                 <w:color w:val="000000"/>
                 <w:sz w:val="19"/>
               </w:rPr>
-              <w:t>1.94 十亿美元</w:t>
+              <w:t>6.1 百万美元</w:t>
             </w:r>
           </w:p>
         </w:tc>
@@ -1079,7 +1207,7 @@
                 <w:color w:val="000000"/>
                 <w:sz w:val="19"/>
               </w:rPr>
-              <w:t>54.7%</w:t>
+              <w:t>44.2%</w:t>
             </w:r>
           </w:p>
         </w:tc>
@@ -1102,7 +1230,7 @@
                 <w:color w:val="000000"/>
                 <w:sz w:val="19"/>
               </w:rPr>
-              <w:t>集成电路</w:t>
+              <w:t>钻探或凿井机械零件</w:t>
             </w:r>
           </w:p>
         </w:tc>
@@ -1123,7 +1251,7 @@
                 <w:color w:val="000000"/>
                 <w:sz w:val="19"/>
               </w:rPr>
-              <w:t>85420000</w:t>
+              <w:t>843143</w:t>
             </w:r>
           </w:p>
         </w:tc>
@@ -1144,7 +1272,7 @@
                 <w:color w:val="000000"/>
                 <w:sz w:val="19"/>
               </w:rPr>
-              <w:t>统计口径 HS4</w:t>
+              <w:t>HS6 国际可比口径</w:t>
             </w:r>
           </w:p>
         </w:tc>
@@ -1165,7 +1293,7 @@
                 <w:color w:val="000000"/>
                 <w:sz w:val="19"/>
               </w:rPr>
-              <w:t>11.71 十亿美元</w:t>
+              <w:t>125.9 百万美元</w:t>
             </w:r>
           </w:p>
         </w:tc>
@@ -1186,7 +1314,7 @@
                 <w:color w:val="000000"/>
                 <w:sz w:val="19"/>
               </w:rPr>
-              <w:t>28.62 十亿美元</w:t>
+              <w:t>296.3 百万美元</w:t>
             </w:r>
           </w:p>
         </w:tc>
@@ -1207,7 +1335,7 @@
                 <w:color w:val="000000"/>
                 <w:sz w:val="19"/>
               </w:rPr>
-              <w:t>40.9%</w:t>
+              <w:t>42.5%</w:t>
             </w:r>
           </w:p>
         </w:tc>
@@ -1230,7 +1358,7 @@
                 <w:color w:val="000000"/>
                 <w:sz w:val="19"/>
               </w:rPr>
-              <w:t>自推进掘进机筛查池</w:t>
+              <w:t>自推进采煤机、截岩机及隧道掘进机械</w:t>
             </w:r>
           </w:p>
         </w:tc>
@@ -1251,7 +1379,7 @@
                 <w:color w:val="000000"/>
                 <w:sz w:val="19"/>
               </w:rPr>
-              <w:t>84303100</w:t>
+              <w:t>843031</w:t>
             </w:r>
           </w:p>
         </w:tc>
@@ -1272,7 +1400,7 @@
                 <w:color w:val="000000"/>
                 <w:sz w:val="19"/>
               </w:rPr>
-              <w:t>统计口径 HS6</w:t>
+              <w:t>HS6 国际可比口径</w:t>
             </w:r>
           </w:p>
         </w:tc>
@@ -1358,134 +1486,6 @@
                 <w:color w:val="000000"/>
                 <w:sz w:val="19"/>
               </w:rPr>
-              <w:t>盾构机</w:t>
-            </w:r>
-          </w:p>
-        </w:tc>
-        <w:tc>
-          <w:tcPr>
-            <w:tcW w:type="dxa" w:w="1560"/>
-            <w:vAlign w:val="center"/>
-          </w:tcPr>
-          <w:p>
-            <w:pPr>
-              <w:spacing w:after="0"/>
-            </w:pPr>
-            <w:r/>
-            <w:r>
-              <w:rPr>
-                <w:rFonts w:ascii="Microsoft YaHei" w:hAnsi="Microsoft YaHei" w:eastAsia="Microsoft YaHei"/>
-                <w:b w:val="0"/>
-                <w:color w:val="000000"/>
-                <w:sz w:val="19"/>
-              </w:rPr>
-              <w:t>84303100/84303900</w:t>
-            </w:r>
-          </w:p>
-        </w:tc>
-        <w:tc>
-          <w:tcPr>
-            <w:tcW w:type="dxa" w:w="1560"/>
-            <w:vAlign w:val="center"/>
-          </w:tcPr>
-          <w:p>
-            <w:pPr>
-              <w:spacing w:after="0"/>
-            </w:pPr>
-            <w:r/>
-            <w:r>
-              <w:rPr>
-                <w:rFonts w:ascii="Microsoft YaHei" w:hAnsi="Microsoft YaHei" w:eastAsia="Microsoft YaHei"/>
-                <w:b w:val="0"/>
-                <w:color w:val="000000"/>
-                <w:sz w:val="19"/>
-              </w:rPr>
-              <w:t>统计口径 HS6 合并</w:t>
-            </w:r>
-          </w:p>
-        </w:tc>
-        <w:tc>
-          <w:tcPr>
-            <w:tcW w:type="dxa" w:w="1560"/>
-            <w:vAlign w:val="center"/>
-          </w:tcPr>
-          <w:p>
-            <w:pPr>
-              <w:spacing w:after="0"/>
-            </w:pPr>
-            <w:r/>
-            <w:r>
-              <w:rPr>
-                <w:rFonts w:ascii="Microsoft YaHei" w:hAnsi="Microsoft YaHei" w:eastAsia="Microsoft YaHei"/>
-                <w:b w:val="0"/>
-                <w:color w:val="000000"/>
-                <w:sz w:val="19"/>
-              </w:rPr>
-              <w:t>42.5 百万美元</w:t>
-            </w:r>
-          </w:p>
-        </w:tc>
-        <w:tc>
-          <w:tcPr>
-            <w:tcW w:type="dxa" w:w="1560"/>
-            <w:vAlign w:val="center"/>
-          </w:tcPr>
-          <w:p>
-            <w:pPr>
-              <w:spacing w:after="0"/>
-            </w:pPr>
-            <w:r/>
-            <w:r>
-              <w:rPr>
-                <w:rFonts w:ascii="Microsoft YaHei" w:hAnsi="Microsoft YaHei" w:eastAsia="Microsoft YaHei"/>
-                <w:b w:val="0"/>
-                <w:color w:val="000000"/>
-                <w:sz w:val="19"/>
-              </w:rPr>
-              <w:t>108.4 百万美元</w:t>
-            </w:r>
-          </w:p>
-        </w:tc>
-        <w:tc>
-          <w:tcPr>
-            <w:tcW w:type="dxa" w:w="1560"/>
-            <w:vAlign w:val="center"/>
-          </w:tcPr>
-          <w:p>
-            <w:pPr>
-              <w:spacing w:after="0"/>
-            </w:pPr>
-            <w:r/>
-            <w:r>
-              <w:rPr>
-                <w:rFonts w:ascii="Microsoft YaHei" w:hAnsi="Microsoft YaHei" w:eastAsia="Microsoft YaHei"/>
-                <w:b w:val="0"/>
-                <w:color w:val="000000"/>
-                <w:sz w:val="19"/>
-              </w:rPr>
-              <w:t>39.2%</w:t>
-            </w:r>
-          </w:p>
-        </w:tc>
-      </w:tr>
-      <w:tr>
-        <w:tc>
-          <w:tcPr>
-            <w:tcW w:type="dxa" w:w="1560"/>
-            <w:vAlign w:val="center"/>
-          </w:tcPr>
-          <w:p>
-            <w:pPr>
-              <w:spacing w:after="0"/>
-            </w:pPr>
-            <w:r/>
-            <w:r>
-              <w:rPr>
-                <w:rFonts w:ascii="Microsoft YaHei" w:hAnsi="Microsoft YaHei" w:eastAsia="Microsoft YaHei"/>
-                <w:b w:val="0"/>
-                <w:color w:val="000000"/>
-                <w:sz w:val="19"/>
-              </w:rPr>
               <w:t>非公路用自卸车</w:t>
             </w:r>
           </w:p>
@@ -1507,7 +1507,7 @@
                 <w:color w:val="000000"/>
                 <w:sz w:val="19"/>
               </w:rPr>
-              <w:t>87041000</w:t>
+              <w:t>870410</w:t>
             </w:r>
           </w:p>
         </w:tc>
@@ -1528,7 +1528,7 @@
                 <w:color w:val="000000"/>
                 <w:sz w:val="19"/>
               </w:rPr>
-              <w:t>统计口径 HS6</w:t>
+              <w:t>HS6 国际可比口径</w:t>
             </w:r>
           </w:p>
         </w:tc>
@@ -1614,7 +1614,7 @@
                 <w:color w:val="000000"/>
                 <w:sz w:val="19"/>
               </w:rPr>
-              <w:t>工程车</w:t>
+              <w:t>其他离心泵</w:t>
             </w:r>
           </w:p>
         </w:tc>
@@ -1635,7 +1635,7 @@
                 <w:color w:val="000000"/>
                 <w:sz w:val="19"/>
               </w:rPr>
-              <w:t>87041000/87051000/87054000</w:t>
+              <w:t>841370</w:t>
             </w:r>
           </w:p>
         </w:tc>
@@ -1656,7 +1656,7 @@
                 <w:color w:val="000000"/>
                 <w:sz w:val="19"/>
               </w:rPr>
-              <w:t>统计口径 HS6 合并</w:t>
+              <w:t>HS6 国际可比口径</w:t>
             </w:r>
           </w:p>
         </w:tc>
@@ -1677,7 +1677,7 @@
                 <w:color w:val="000000"/>
                 <w:sz w:val="19"/>
               </w:rPr>
-              <w:t>22.8 百万美元</w:t>
+              <w:t>77.5 百万美元</w:t>
             </w:r>
           </w:p>
         </w:tc>
@@ -1698,7 +1698,7 @@
                 <w:color w:val="000000"/>
                 <w:sz w:val="19"/>
               </w:rPr>
-              <w:t>59.9 百万美元</w:t>
+              <w:t>223.7 百万美元</w:t>
             </w:r>
           </w:p>
         </w:tc>
@@ -1719,7 +1719,7 @@
                 <w:color w:val="000000"/>
                 <w:sz w:val="19"/>
               </w:rPr>
-              <w:t>38.1%</w:t>
+              <w:t>34.6%</w:t>
             </w:r>
           </w:p>
         </w:tc>
@@ -1742,7 +1742,7 @@
                 <w:color w:val="000000"/>
                 <w:sz w:val="19"/>
               </w:rPr>
-              <w:t>稀土化合物</w:t>
+              <w:t>其他采煤机、截岩机及隧道掘进机械</w:t>
             </w:r>
           </w:p>
         </w:tc>
@@ -1763,7 +1763,7 @@
                 <w:color w:val="000000"/>
                 <w:sz w:val="19"/>
               </w:rPr>
-              <w:t>28460000</w:t>
+              <w:t>843039</w:t>
             </w:r>
           </w:p>
         </w:tc>
@@ -1784,135 +1784,7 @@
                 <w:color w:val="000000"/>
                 <w:sz w:val="19"/>
               </w:rPr>
-              <w:t>统计口径 HS4</w:t>
-            </w:r>
-          </w:p>
-        </w:tc>
-        <w:tc>
-          <w:tcPr>
-            <w:tcW w:type="dxa" w:w="1560"/>
-            <w:vAlign w:val="center"/>
-          </w:tcPr>
-          <w:p>
-            <w:pPr>
-              <w:spacing w:after="0"/>
-            </w:pPr>
-            <w:r/>
-            <w:r>
-              <w:rPr>
-                <w:rFonts w:ascii="Microsoft YaHei" w:hAnsi="Microsoft YaHei" w:eastAsia="Microsoft YaHei"/>
-                <w:b w:val="0"/>
-                <w:color w:val="000000"/>
-                <w:sz w:val="19"/>
-              </w:rPr>
-              <w:t>4.9 百万美元</w:t>
-            </w:r>
-          </w:p>
-        </w:tc>
-        <w:tc>
-          <w:tcPr>
-            <w:tcW w:type="dxa" w:w="1560"/>
-            <w:vAlign w:val="center"/>
-          </w:tcPr>
-          <w:p>
-            <w:pPr>
-              <w:spacing w:after="0"/>
-            </w:pPr>
-            <w:r/>
-            <w:r>
-              <w:rPr>
-                <w:rFonts w:ascii="Microsoft YaHei" w:hAnsi="Microsoft YaHei" w:eastAsia="Microsoft YaHei"/>
-                <w:b w:val="0"/>
-                <w:color w:val="000000"/>
-                <w:sz w:val="19"/>
-              </w:rPr>
-              <w:t>12.9 百万美元</w:t>
-            </w:r>
-          </w:p>
-        </w:tc>
-        <w:tc>
-          <w:tcPr>
-            <w:tcW w:type="dxa" w:w="1560"/>
-            <w:vAlign w:val="center"/>
-          </w:tcPr>
-          <w:p>
-            <w:pPr>
-              <w:spacing w:after="0"/>
-            </w:pPr>
-            <w:r/>
-            <w:r>
-              <w:rPr>
-                <w:rFonts w:ascii="Microsoft YaHei" w:hAnsi="Microsoft YaHei" w:eastAsia="Microsoft YaHei"/>
-                <w:b w:val="0"/>
-                <w:color w:val="000000"/>
-                <w:sz w:val="19"/>
-              </w:rPr>
-              <w:t>37.9%</w:t>
-            </w:r>
-          </w:p>
-        </w:tc>
-      </w:tr>
-      <w:tr>
-        <w:tc>
-          <w:tcPr>
-            <w:tcW w:type="dxa" w:w="1560"/>
-            <w:vAlign w:val="center"/>
-          </w:tcPr>
-          <w:p>
-            <w:pPr>
-              <w:spacing w:after="0"/>
-            </w:pPr>
-            <w:r/>
-            <w:r>
-              <w:rPr>
-                <w:rFonts w:ascii="Microsoft YaHei" w:hAnsi="Microsoft YaHei" w:eastAsia="Microsoft YaHei"/>
-                <w:b w:val="0"/>
-                <w:color w:val="000000"/>
-                <w:sz w:val="19"/>
-              </w:rPr>
-              <w:t>其他掘进设备筛查池</w:t>
-            </w:r>
-          </w:p>
-        </w:tc>
-        <w:tc>
-          <w:tcPr>
-            <w:tcW w:type="dxa" w:w="1560"/>
-            <w:vAlign w:val="center"/>
-          </w:tcPr>
-          <w:p>
-            <w:pPr>
-              <w:spacing w:after="0"/>
-            </w:pPr>
-            <w:r/>
-            <w:r>
-              <w:rPr>
-                <w:rFonts w:ascii="Microsoft YaHei" w:hAnsi="Microsoft YaHei" w:eastAsia="Microsoft YaHei"/>
-                <w:b w:val="0"/>
-                <w:color w:val="000000"/>
-                <w:sz w:val="19"/>
-              </w:rPr>
-              <w:t>84303900</w:t>
-            </w:r>
-          </w:p>
-        </w:tc>
-        <w:tc>
-          <w:tcPr>
-            <w:tcW w:type="dxa" w:w="1560"/>
-            <w:vAlign w:val="center"/>
-          </w:tcPr>
-          <w:p>
-            <w:pPr>
-              <w:spacing w:after="0"/>
-            </w:pPr>
-            <w:r/>
-            <w:r>
-              <w:rPr>
-                <w:rFonts w:ascii="Microsoft YaHei" w:hAnsi="Microsoft YaHei" w:eastAsia="Microsoft YaHei"/>
-                <w:b w:val="0"/>
-                <w:color w:val="000000"/>
-                <w:sz w:val="19"/>
-              </w:rPr>
-              <w:t>统计口径 HS6</w:t>
+              <w:t>HS6 国际可比口径</w:t>
             </w:r>
           </w:p>
         </w:tc>
@@ -1998,7 +1870,7 @@
                 <w:color w:val="000000"/>
                 <w:sz w:val="19"/>
               </w:rPr>
-              <w:t>聚酯与工程塑料</w:t>
+              <w:t>金属加工机床专用零件及附件</w:t>
             </w:r>
           </w:p>
         </w:tc>
@@ -2019,7 +1891,7 @@
                 <w:color w:val="000000"/>
                 <w:sz w:val="19"/>
               </w:rPr>
-              <w:t>39070000</w:t>
+              <w:t>846693</w:t>
             </w:r>
           </w:p>
         </w:tc>
@@ -2040,7 +1912,7 @@
                 <w:color w:val="000000"/>
                 <w:sz w:val="19"/>
               </w:rPr>
-              <w:t>统计口径 HS4</w:t>
+              <w:t>HS6 国际可比口径</w:t>
             </w:r>
           </w:p>
         </w:tc>
@@ -2061,7 +1933,7 @@
                 <w:color w:val="000000"/>
                 <w:sz w:val="19"/>
               </w:rPr>
-              <w:t>911.3 百万美元</w:t>
+              <w:t>102.4 百万美元</w:t>
             </w:r>
           </w:p>
         </w:tc>
@@ -2082,7 +1954,7 @@
                 <w:color w:val="000000"/>
                 <w:sz w:val="19"/>
               </w:rPr>
-              <w:t>2.70 十亿美元</w:t>
+              <w:t>327.5 百万美元</w:t>
             </w:r>
           </w:p>
         </w:tc>
@@ -2103,7 +1975,7 @@
                 <w:color w:val="000000"/>
                 <w:sz w:val="19"/>
               </w:rPr>
-              <w:t>33.7%</w:t>
+              <w:t>31.3%</w:t>
             </w:r>
           </w:p>
         </w:tc>
@@ -2126,7 +1998,7 @@
                 <w:color w:val="000000"/>
                 <w:sz w:val="19"/>
               </w:rPr>
-              <w:t>机动车零部件</w:t>
+              <w:t>处理器及控制器集成电路</w:t>
             </w:r>
           </w:p>
         </w:tc>
@@ -2147,7 +2019,7 @@
                 <w:color w:val="000000"/>
                 <w:sz w:val="19"/>
               </w:rPr>
-              <w:t>87080000</w:t>
+              <w:t>854231</w:t>
             </w:r>
           </w:p>
         </w:tc>
@@ -2168,7 +2040,7 @@
                 <w:color w:val="000000"/>
                 <w:sz w:val="19"/>
               </w:rPr>
-              <w:t>统计口径 HS4</w:t>
+              <w:t>HS6 国际可比口径</w:t>
             </w:r>
           </w:p>
         </w:tc>
@@ -2189,7 +2061,7 @@
                 <w:color w:val="000000"/>
                 <w:sz w:val="19"/>
               </w:rPr>
-              <w:t>1.75 十亿美元</w:t>
+              <w:t>5.06 十亿美元</w:t>
             </w:r>
           </w:p>
         </w:tc>
@@ -2210,7 +2082,7 @@
                 <w:color w:val="000000"/>
                 <w:sz w:val="19"/>
               </w:rPr>
-              <w:t>6.80 十亿美元</w:t>
+              <w:t>16.58 十亿美元</w:t>
             </w:r>
           </w:p>
         </w:tc>
@@ -2231,7 +2103,7 @@
                 <w:color w:val="000000"/>
                 <w:sz w:val="19"/>
               </w:rPr>
-              <w:t>25.8%</w:t>
+              <w:t>30.5%</w:t>
             </w:r>
           </w:p>
         </w:tc>
@@ -2254,7 +2126,7 @@
                 <w:color w:val="000000"/>
                 <w:sz w:val="19"/>
               </w:rPr>
-              <w:t>机床零部件</w:t>
+              <w:t>其他龙头、旋塞及类似装置</w:t>
             </w:r>
           </w:p>
         </w:tc>
@@ -2275,7 +2147,7 @@
                 <w:color w:val="000000"/>
                 <w:sz w:val="19"/>
               </w:rPr>
-              <w:t>84660000</w:t>
+              <w:t>848180</w:t>
             </w:r>
           </w:p>
         </w:tc>
@@ -2296,7 +2168,7 @@
                 <w:color w:val="000000"/>
                 <w:sz w:val="19"/>
               </w:rPr>
-              <w:t>统计口径 HS4</w:t>
+              <w:t>HS6 国际可比口径</w:t>
             </w:r>
           </w:p>
         </w:tc>
@@ -2317,7 +2189,7 @@
                 <w:color w:val="000000"/>
                 <w:sz w:val="19"/>
               </w:rPr>
-              <w:t>214.0 百万美元</w:t>
+              <w:t>335.8 百万美元</w:t>
             </w:r>
           </w:p>
         </w:tc>
@@ -2338,7 +2210,7 @@
                 <w:color w:val="000000"/>
                 <w:sz w:val="19"/>
               </w:rPr>
-              <w:t>830.7 百万美元</w:t>
+              <w:t>1.49 十亿美元</w:t>
             </w:r>
           </w:p>
         </w:tc>
@@ -2359,263 +2231,7 @@
                 <w:color w:val="000000"/>
                 <w:sz w:val="19"/>
               </w:rPr>
-              <w:t>25.8%</w:t>
-            </w:r>
-          </w:p>
-        </w:tc>
-      </w:tr>
-      <w:tr>
-        <w:tc>
-          <w:tcPr>
-            <w:tcW w:type="dxa" w:w="1560"/>
-            <w:vAlign w:val="center"/>
-          </w:tcPr>
-          <w:p>
-            <w:pPr>
-              <w:spacing w:after="0"/>
-            </w:pPr>
-            <w:r/>
-            <w:r>
-              <w:rPr>
-                <w:rFonts w:ascii="Microsoft YaHei" w:hAnsi="Microsoft YaHei" w:eastAsia="Microsoft YaHei"/>
-                <w:b w:val="0"/>
-                <w:color w:val="000000"/>
-                <w:sz w:val="19"/>
-              </w:rPr>
-              <w:t>阀门与流体控制件</w:t>
-            </w:r>
-          </w:p>
-        </w:tc>
-        <w:tc>
-          <w:tcPr>
-            <w:tcW w:type="dxa" w:w="1560"/>
-            <w:vAlign w:val="center"/>
-          </w:tcPr>
-          <w:p>
-            <w:pPr>
-              <w:spacing w:after="0"/>
-            </w:pPr>
-            <w:r/>
-            <w:r>
-              <w:rPr>
-                <w:rFonts w:ascii="Microsoft YaHei" w:hAnsi="Microsoft YaHei" w:eastAsia="Microsoft YaHei"/>
-                <w:b w:val="0"/>
-                <w:color w:val="000000"/>
-                <w:sz w:val="19"/>
-              </w:rPr>
-              <w:t>84810000</w:t>
-            </w:r>
-          </w:p>
-        </w:tc>
-        <w:tc>
-          <w:tcPr>
-            <w:tcW w:type="dxa" w:w="1560"/>
-            <w:vAlign w:val="center"/>
-          </w:tcPr>
-          <w:p>
-            <w:pPr>
-              <w:spacing w:after="0"/>
-            </w:pPr>
-            <w:r/>
-            <w:r>
-              <w:rPr>
-                <w:rFonts w:ascii="Microsoft YaHei" w:hAnsi="Microsoft YaHei" w:eastAsia="Microsoft YaHei"/>
-                <w:b w:val="0"/>
-                <w:color w:val="000000"/>
-                <w:sz w:val="19"/>
-              </w:rPr>
-              <w:t>统计口径 HS4</w:t>
-            </w:r>
-          </w:p>
-        </w:tc>
-        <w:tc>
-          <w:tcPr>
-            <w:tcW w:type="dxa" w:w="1560"/>
-            <w:vAlign w:val="center"/>
-          </w:tcPr>
-          <w:p>
-            <w:pPr>
-              <w:spacing w:after="0"/>
-            </w:pPr>
-            <w:r/>
-            <w:r>
-              <w:rPr>
-                <w:rFonts w:ascii="Microsoft YaHei" w:hAnsi="Microsoft YaHei" w:eastAsia="Microsoft YaHei"/>
-                <w:b w:val="0"/>
-                <w:color w:val="000000"/>
-                <w:sz w:val="19"/>
-              </w:rPr>
-              <w:t>580.6 百万美元</w:t>
-            </w:r>
-          </w:p>
-        </w:tc>
-        <w:tc>
-          <w:tcPr>
-            <w:tcW w:type="dxa" w:w="1560"/>
-            <w:vAlign w:val="center"/>
-          </w:tcPr>
-          <w:p>
-            <w:pPr>
-              <w:spacing w:after="0"/>
-            </w:pPr>
-            <w:r/>
-            <w:r>
-              <w:rPr>
-                <w:rFonts w:ascii="Microsoft YaHei" w:hAnsi="Microsoft YaHei" w:eastAsia="Microsoft YaHei"/>
-                <w:b w:val="0"/>
-                <w:color w:val="000000"/>
-                <w:sz w:val="19"/>
-              </w:rPr>
-              <w:t>2.41 十亿美元</w:t>
-            </w:r>
-          </w:p>
-        </w:tc>
-        <w:tc>
-          <w:tcPr>
-            <w:tcW w:type="dxa" w:w="1560"/>
-            <w:vAlign w:val="center"/>
-          </w:tcPr>
-          <w:p>
-            <w:pPr>
-              <w:spacing w:after="0"/>
-            </w:pPr>
-            <w:r/>
-            <w:r>
-              <w:rPr>
-                <w:rFonts w:ascii="Microsoft YaHei" w:hAnsi="Microsoft YaHei" w:eastAsia="Microsoft YaHei"/>
-                <w:b w:val="0"/>
-                <w:color w:val="000000"/>
-                <w:sz w:val="19"/>
-              </w:rPr>
-              <w:t>24.1%</w:t>
-            </w:r>
-          </w:p>
-        </w:tc>
-      </w:tr>
-      <w:tr>
-        <w:tc>
-          <w:tcPr>
-            <w:tcW w:type="dxa" w:w="1560"/>
-            <w:vAlign w:val="center"/>
-          </w:tcPr>
-          <w:p>
-            <w:pPr>
-              <w:spacing w:after="0"/>
-            </w:pPr>
-            <w:r/>
-            <w:r>
-              <w:rPr>
-                <w:rFonts w:ascii="Microsoft YaHei" w:hAnsi="Microsoft YaHei" w:eastAsia="Microsoft YaHei"/>
-                <w:b w:val="0"/>
-                <w:color w:val="000000"/>
-                <w:sz w:val="19"/>
-              </w:rPr>
-              <w:t>液体泵</w:t>
-            </w:r>
-          </w:p>
-        </w:tc>
-        <w:tc>
-          <w:tcPr>
-            <w:tcW w:type="dxa" w:w="1560"/>
-            <w:vAlign w:val="center"/>
-          </w:tcPr>
-          <w:p>
-            <w:pPr>
-              <w:spacing w:after="0"/>
-            </w:pPr>
-            <w:r/>
-            <w:r>
-              <w:rPr>
-                <w:rFonts w:ascii="Microsoft YaHei" w:hAnsi="Microsoft YaHei" w:eastAsia="Microsoft YaHei"/>
-                <w:b w:val="0"/>
-                <w:color w:val="000000"/>
-                <w:sz w:val="19"/>
-              </w:rPr>
-              <w:t>84130000</w:t>
-            </w:r>
-          </w:p>
-        </w:tc>
-        <w:tc>
-          <w:tcPr>
-            <w:tcW w:type="dxa" w:w="1560"/>
-            <w:vAlign w:val="center"/>
-          </w:tcPr>
-          <w:p>
-            <w:pPr>
-              <w:spacing w:after="0"/>
-            </w:pPr>
-            <w:r/>
-            <w:r>
-              <w:rPr>
-                <w:rFonts w:ascii="Microsoft YaHei" w:hAnsi="Microsoft YaHei" w:eastAsia="Microsoft YaHei"/>
-                <w:b w:val="0"/>
-                <w:color w:val="000000"/>
-                <w:sz w:val="19"/>
-              </w:rPr>
-              <w:t>统计口径 HS4</w:t>
-            </w:r>
-          </w:p>
-        </w:tc>
-        <w:tc>
-          <w:tcPr>
-            <w:tcW w:type="dxa" w:w="1560"/>
-            <w:vAlign w:val="center"/>
-          </w:tcPr>
-          <w:p>
-            <w:pPr>
-              <w:spacing w:after="0"/>
-            </w:pPr>
-            <w:r/>
-            <w:r>
-              <w:rPr>
-                <w:rFonts w:ascii="Microsoft YaHei" w:hAnsi="Microsoft YaHei" w:eastAsia="Microsoft YaHei"/>
-                <w:b w:val="0"/>
-                <w:color w:val="000000"/>
-                <w:sz w:val="19"/>
-              </w:rPr>
-              <w:t>315.6 百万美元</w:t>
-            </w:r>
-          </w:p>
-        </w:tc>
-        <w:tc>
-          <w:tcPr>
-            <w:tcW w:type="dxa" w:w="1560"/>
-            <w:vAlign w:val="center"/>
-          </w:tcPr>
-          <w:p>
-            <w:pPr>
-              <w:spacing w:after="0"/>
-            </w:pPr>
-            <w:r/>
-            <w:r>
-              <w:rPr>
-                <w:rFonts w:ascii="Microsoft YaHei" w:hAnsi="Microsoft YaHei" w:eastAsia="Microsoft YaHei"/>
-                <w:b w:val="0"/>
-                <w:color w:val="000000"/>
-                <w:sz w:val="19"/>
-              </w:rPr>
-              <w:t>1.57 十亿美元</w:t>
-            </w:r>
-          </w:p>
-        </w:tc>
-        <w:tc>
-          <w:tcPr>
-            <w:tcW w:type="dxa" w:w="1560"/>
-            <w:vAlign w:val="center"/>
-          </w:tcPr>
-          <w:p>
-            <w:pPr>
-              <w:spacing w:after="0"/>
-            </w:pPr>
-            <w:r/>
-            <w:r>
-              <w:rPr>
-                <w:rFonts w:ascii="Microsoft YaHei" w:hAnsi="Microsoft YaHei" w:eastAsia="Microsoft YaHei"/>
-                <w:b w:val="0"/>
-                <w:color w:val="000000"/>
-                <w:sz w:val="19"/>
-              </w:rPr>
-              <w:t>20.1%</w:t>
+              <w:t>22.5%</w:t>
             </w:r>
           </w:p>
         </w:tc>
@@ -2659,7 +2275,7 @@
                 <w:color w:val="000000"/>
                 <w:sz w:val="19"/>
               </w:rPr>
-              <w:t>31021000</w:t>
+              <w:t>310210</w:t>
             </w:r>
           </w:p>
         </w:tc>
@@ -2680,7 +2296,7 @@
                 <w:color w:val="000000"/>
                 <w:sz w:val="19"/>
               </w:rPr>
-              <w:t>统计口径 HS6</w:t>
+              <w:t>HS6 国际可比口径</w:t>
             </w:r>
           </w:p>
         </w:tc>
@@ -2766,134 +2382,6 @@
                 <w:color w:val="000000"/>
                 <w:sz w:val="19"/>
               </w:rPr>
-              <w:t>化肥</w:t>
-            </w:r>
-          </w:p>
-        </w:tc>
-        <w:tc>
-          <w:tcPr>
-            <w:tcW w:type="dxa" w:w="1560"/>
-            <w:vAlign w:val="center"/>
-          </w:tcPr>
-          <w:p>
-            <w:pPr>
-              <w:spacing w:after="0"/>
-            </w:pPr>
-            <w:r/>
-            <w:r>
-              <w:rPr>
-                <w:rFonts w:ascii="Microsoft YaHei" w:hAnsi="Microsoft YaHei" w:eastAsia="Microsoft YaHei"/>
-                <w:b w:val="0"/>
-                <w:color w:val="000000"/>
-                <w:sz w:val="19"/>
-              </w:rPr>
-              <w:t>31000000</w:t>
-            </w:r>
-          </w:p>
-        </w:tc>
-        <w:tc>
-          <w:tcPr>
-            <w:tcW w:type="dxa" w:w="1560"/>
-            <w:vAlign w:val="center"/>
-          </w:tcPr>
-          <w:p>
-            <w:pPr>
-              <w:spacing w:after="0"/>
-            </w:pPr>
-            <w:r/>
-            <w:r>
-              <w:rPr>
-                <w:rFonts w:ascii="Microsoft YaHei" w:hAnsi="Microsoft YaHei" w:eastAsia="Microsoft YaHei"/>
-                <w:b w:val="0"/>
-                <w:color w:val="000000"/>
-                <w:sz w:val="19"/>
-              </w:rPr>
-              <w:t>统计口径 HS31</w:t>
-            </w:r>
-          </w:p>
-        </w:tc>
-        <w:tc>
-          <w:tcPr>
-            <w:tcW w:type="dxa" w:w="1560"/>
-            <w:vAlign w:val="center"/>
-          </w:tcPr>
-          <w:p>
-            <w:pPr>
-              <w:spacing w:after="0"/>
-            </w:pPr>
-            <w:r/>
-            <w:r>
-              <w:rPr>
-                <w:rFonts w:ascii="Microsoft YaHei" w:hAnsi="Microsoft YaHei" w:eastAsia="Microsoft YaHei"/>
-                <w:b w:val="0"/>
-                <w:color w:val="000000"/>
-                <w:sz w:val="19"/>
-              </w:rPr>
-              <w:t>2.16 十亿美元</w:t>
-            </w:r>
-          </w:p>
-        </w:tc>
-        <w:tc>
-          <w:tcPr>
-            <w:tcW w:type="dxa" w:w="1560"/>
-            <w:vAlign w:val="center"/>
-          </w:tcPr>
-          <w:p>
-            <w:pPr>
-              <w:spacing w:after="0"/>
-            </w:pPr>
-            <w:r/>
-            <w:r>
-              <w:rPr>
-                <w:rFonts w:ascii="Microsoft YaHei" w:hAnsi="Microsoft YaHei" w:eastAsia="Microsoft YaHei"/>
-                <w:b w:val="0"/>
-                <w:color w:val="000000"/>
-                <w:sz w:val="19"/>
-              </w:rPr>
-              <w:t>14.17 十亿美元</w:t>
-            </w:r>
-          </w:p>
-        </w:tc>
-        <w:tc>
-          <w:tcPr>
-            <w:tcW w:type="dxa" w:w="1560"/>
-            <w:vAlign w:val="center"/>
-          </w:tcPr>
-          <w:p>
-            <w:pPr>
-              <w:spacing w:after="0"/>
-            </w:pPr>
-            <w:r/>
-            <w:r>
-              <w:rPr>
-                <w:rFonts w:ascii="Microsoft YaHei" w:hAnsi="Microsoft YaHei" w:eastAsia="Microsoft YaHei"/>
-                <w:b w:val="0"/>
-                <w:color w:val="000000"/>
-                <w:sz w:val="19"/>
-              </w:rPr>
-              <w:t>15.2%</w:t>
-            </w:r>
-          </w:p>
-        </w:tc>
-      </w:tr>
-      <w:tr>
-        <w:tc>
-          <w:tcPr>
-            <w:tcW w:type="dxa" w:w="1560"/>
-            <w:vAlign w:val="center"/>
-          </w:tcPr>
-          <w:p>
-            <w:pPr>
-              <w:spacing w:after="0"/>
-            </w:pPr>
-            <w:r/>
-            <w:r>
-              <w:rPr>
-                <w:rFonts w:ascii="Microsoft YaHei" w:hAnsi="Microsoft YaHei" w:eastAsia="Microsoft YaHei"/>
-                <w:b w:val="0"/>
-                <w:color w:val="000000"/>
-                <w:sz w:val="19"/>
-              </w:rPr>
               <w:t>混凝土搅拌车</w:t>
             </w:r>
           </w:p>
@@ -2915,7 +2403,7 @@
                 <w:color w:val="000000"/>
                 <w:sz w:val="19"/>
               </w:rPr>
-              <w:t>87054000</w:t>
+              <w:t>870540</w:t>
             </w:r>
           </w:p>
         </w:tc>
@@ -2936,7 +2424,7 @@
                 <w:color w:val="000000"/>
                 <w:sz w:val="19"/>
               </w:rPr>
-              <w:t>统计口径 HS6</w:t>
+              <w:t>HS6 国际可比口径</w:t>
             </w:r>
           </w:p>
         </w:tc>
@@ -3022,7 +2510,7 @@
                 <w:color w:val="000000"/>
                 <w:sz w:val="19"/>
               </w:rPr>
-              <w:t>天然石墨</w:t>
+              <w:t>机动车变速箱及其零件</w:t>
             </w:r>
           </w:p>
         </w:tc>
@@ -3043,7 +2531,7 @@
                 <w:color w:val="000000"/>
                 <w:sz w:val="19"/>
               </w:rPr>
-              <w:t>25040000</w:t>
+              <w:t>870840</w:t>
             </w:r>
           </w:p>
         </w:tc>
@@ -3064,7 +2552,7 @@
                 <w:color w:val="000000"/>
                 <w:sz w:val="19"/>
               </w:rPr>
-              <w:t>统计口径 HS4</w:t>
+              <w:t>HS6 国际可比口径</w:t>
             </w:r>
           </w:p>
         </w:tc>
@@ -3085,7 +2573,7 @@
                 <w:color w:val="000000"/>
                 <w:sz w:val="19"/>
               </w:rPr>
-              <w:t>3.8 百万美元</w:t>
+              <w:t>188.0 百万美元</w:t>
             </w:r>
           </w:p>
         </w:tc>
@@ -3106,7 +2594,7 @@
                 <w:color w:val="000000"/>
                 <w:sz w:val="19"/>
               </w:rPr>
-              <w:t>41.1 百万美元</w:t>
+              <w:t>1.74 十亿美元</w:t>
             </w:r>
           </w:p>
         </w:tc>
@@ -3127,7 +2615,135 @@
                 <w:color w:val="000000"/>
                 <w:sz w:val="19"/>
               </w:rPr>
-              <w:t>9.2%</w:t>
+              <w:t>10.8%</w:t>
+            </w:r>
+          </w:p>
+        </w:tc>
+      </w:tr>
+      <w:tr>
+        <w:tc>
+          <w:tcPr>
+            <w:tcW w:type="dxa" w:w="1560"/>
+            <w:vAlign w:val="center"/>
+          </w:tcPr>
+          <w:p>
+            <w:pPr>
+              <w:spacing w:after="0"/>
+            </w:pPr>
+            <w:r/>
+            <w:r>
+              <w:rPr>
+                <w:rFonts w:ascii="Microsoft YaHei" w:hAnsi="Microsoft YaHei" w:eastAsia="Microsoft YaHei"/>
+                <w:b w:val="0"/>
+                <w:color w:val="000000"/>
+                <w:sz w:val="19"/>
+              </w:rPr>
+              <w:t>粉末或鳞片状天然石墨</w:t>
+            </w:r>
+          </w:p>
+        </w:tc>
+        <w:tc>
+          <w:tcPr>
+            <w:tcW w:type="dxa" w:w="1560"/>
+            <w:vAlign w:val="center"/>
+          </w:tcPr>
+          <w:p>
+            <w:pPr>
+              <w:spacing w:after="0"/>
+            </w:pPr>
+            <w:r/>
+            <w:r>
+              <w:rPr>
+                <w:rFonts w:ascii="Microsoft YaHei" w:hAnsi="Microsoft YaHei" w:eastAsia="Microsoft YaHei"/>
+                <w:b w:val="0"/>
+                <w:color w:val="000000"/>
+                <w:sz w:val="19"/>
+              </w:rPr>
+              <w:t>250410</w:t>
+            </w:r>
+          </w:p>
+        </w:tc>
+        <w:tc>
+          <w:tcPr>
+            <w:tcW w:type="dxa" w:w="1560"/>
+            <w:vAlign w:val="center"/>
+          </w:tcPr>
+          <w:p>
+            <w:pPr>
+              <w:spacing w:after="0"/>
+            </w:pPr>
+            <w:r/>
+            <w:r>
+              <w:rPr>
+                <w:rFonts w:ascii="Microsoft YaHei" w:hAnsi="Microsoft YaHei" w:eastAsia="Microsoft YaHei"/>
+                <w:b w:val="0"/>
+                <w:color w:val="000000"/>
+                <w:sz w:val="19"/>
+              </w:rPr>
+              <w:t>HS6 国际可比口径</w:t>
+            </w:r>
+          </w:p>
+        </w:tc>
+        <w:tc>
+          <w:tcPr>
+            <w:tcW w:type="dxa" w:w="1560"/>
+            <w:vAlign w:val="center"/>
+          </w:tcPr>
+          <w:p>
+            <w:pPr>
+              <w:spacing w:after="0"/>
+            </w:pPr>
+            <w:r/>
+            <w:r>
+              <w:rPr>
+                <w:rFonts w:ascii="Microsoft YaHei" w:hAnsi="Microsoft YaHei" w:eastAsia="Microsoft YaHei"/>
+                <w:b w:val="0"/>
+                <w:color w:val="000000"/>
+                <w:sz w:val="19"/>
+              </w:rPr>
+              <w:t>3.7 百万美元</w:t>
+            </w:r>
+          </w:p>
+        </w:tc>
+        <w:tc>
+          <w:tcPr>
+            <w:tcW w:type="dxa" w:w="1560"/>
+            <w:vAlign w:val="center"/>
+          </w:tcPr>
+          <w:p>
+            <w:pPr>
+              <w:spacing w:after="0"/>
+            </w:pPr>
+            <w:r/>
+            <w:r>
+              <w:rPr>
+                <w:rFonts w:ascii="Microsoft YaHei" w:hAnsi="Microsoft YaHei" w:eastAsia="Microsoft YaHei"/>
+                <w:b w:val="0"/>
+                <w:color w:val="000000"/>
+                <w:sz w:val="19"/>
+              </w:rPr>
+              <w:t>39.7 百万美元</w:t>
+            </w:r>
+          </w:p>
+        </w:tc>
+        <w:tc>
+          <w:tcPr>
+            <w:tcW w:type="dxa" w:w="1560"/>
+            <w:vAlign w:val="center"/>
+          </w:tcPr>
+          <w:p>
+            <w:pPr>
+              <w:spacing w:after="0"/>
+            </w:pPr>
+            <w:r/>
+            <w:r>
+              <w:rPr>
+                <w:rFonts w:ascii="Microsoft YaHei" w:hAnsi="Microsoft YaHei" w:eastAsia="Microsoft YaHei"/>
+                <w:b w:val="0"/>
+                <w:color w:val="000000"/>
+                <w:sz w:val="19"/>
+              </w:rPr>
+              <w:t>9.3%</w:t>
             </w:r>
           </w:p>
         </w:tc>
@@ -3171,7 +2787,7 @@
                 <w:color w:val="000000"/>
                 <w:sz w:val="19"/>
               </w:rPr>
-              <w:t>31053000</w:t>
+              <w:t>310530</w:t>
             </w:r>
           </w:p>
         </w:tc>
@@ -3192,7 +2808,7 @@
                 <w:color w:val="000000"/>
                 <w:sz w:val="19"/>
               </w:rPr>
-              <w:t>统计口径 HS6</w:t>
+              <w:t>HS6 国际可比口径</w:t>
             </w:r>
           </w:p>
         </w:tc>
@@ -3278,7 +2894,7 @@
                 <w:color w:val="000000"/>
                 <w:sz w:val="19"/>
               </w:rPr>
-              <w:t>NPK 复合肥</w:t>
+              <w:t>含氮磷钾三种肥效元素的肥料</w:t>
             </w:r>
           </w:p>
         </w:tc>
@@ -3299,7 +2915,7 @@
                 <w:color w:val="000000"/>
                 <w:sz w:val="19"/>
               </w:rPr>
-              <w:t>31052000</w:t>
+              <w:t>310520</w:t>
             </w:r>
           </w:p>
         </w:tc>
@@ -3320,7 +2936,7 @@
                 <w:color w:val="000000"/>
                 <w:sz w:val="19"/>
               </w:rPr>
-              <w:t>统计口径 HS6</w:t>
+              <w:t>HS6 国际可比口径</w:t>
             </w:r>
           </w:p>
         </w:tc>
@@ -3427,7 +3043,7 @@
                 <w:color w:val="000000"/>
                 <w:sz w:val="19"/>
               </w:rPr>
-              <w:t>31042000</w:t>
+              <w:t>310420</w:t>
             </w:r>
           </w:p>
         </w:tc>
@@ -3448,7 +3064,7 @@
                 <w:color w:val="000000"/>
                 <w:sz w:val="19"/>
               </w:rPr>
-              <w:t>统计口径 HS6</w:t>
+              <w:t>HS6 国际可比口径</w:t>
             </w:r>
           </w:p>
         </w:tc>

--- a/public/reports/overall.docx
+++ b/public/reports/overall.docx
@@ -33,19 +33,26 @@
     <w:tbl>
       <w:tblPr>
         <w:tblStyle w:val="TableGrid"/>
-        <w:tblW w:type="auto" w:w="0"/>
         <w:jc w:val="left"/>
+        <w:tblLook w:firstColumn="1" w:firstRow="1" w:lastColumn="0" w:lastRow="0" w:noHBand="0" w:noVBand="1" w:val="04A0"/>
+        <w:tblW w:w="9360" w:type="dxa"/>
+        <w:tblInd w:w="120" w:type="dxa"/>
         <w:tblLayout w:type="fixed"/>
-        <w:tblLook w:firstColumn="1" w:firstRow="1" w:lastColumn="0" w:lastRow="0" w:noHBand="0" w:noVBand="1" w:val="04A0"/>
+        <w:tblCellMar>
+          <w:top w:w="80" w:type="dxa"/>
+          <w:start w:w="120" w:type="dxa"/>
+          <w:bottom w:w="80" w:type="dxa"/>
+          <w:end w:w="120" w:type="dxa"/>
+        </w:tblCellMar>
       </w:tblPr>
       <w:tblGrid>
-        <w:gridCol w:w="4680"/>
-        <w:gridCol w:w="4680"/>
+        <w:gridCol w:w="2300"/>
+        <w:gridCol w:w="7060"/>
       </w:tblGrid>
       <w:tr>
         <w:tc>
           <w:tcPr>
-            <w:tcW w:type="dxa" w:w="2304"/>
+            <w:tcW w:type="dxa" w:w="2300"/>
             <w:shd w:fill="F2F4F7"/>
             <w:vAlign w:val="center"/>
           </w:tcPr>
@@ -67,7 +74,7 @@
         </w:tc>
         <w:tc>
           <w:tcPr>
-            <w:tcW w:type="dxa" w:w="6912"/>
+            <w:tcW w:type="dxa" w:w="7060"/>
             <w:vAlign w:val="center"/>
           </w:tcPr>
           <w:p>
@@ -90,7 +97,7 @@
       <w:tr>
         <w:tc>
           <w:tcPr>
-            <w:tcW w:type="dxa" w:w="2304"/>
+            <w:tcW w:type="dxa" w:w="2300"/>
             <w:shd w:fill="F2F4F7"/>
             <w:vAlign w:val="center"/>
           </w:tcPr>
@@ -112,7 +119,7 @@
         </w:tc>
         <w:tc>
           <w:tcPr>
-            <w:tcW w:type="dxa" w:w="6912"/>
+            <w:tcW w:type="dxa" w:w="7060"/>
             <w:vAlign w:val="center"/>
           </w:tcPr>
           <w:p>
@@ -135,7 +142,7 @@
       <w:tr>
         <w:tc>
           <w:tcPr>
-            <w:tcW w:type="dxa" w:w="2304"/>
+            <w:tcW w:type="dxa" w:w="2300"/>
             <w:shd w:fill="F2F4F7"/>
             <w:vAlign w:val="center"/>
           </w:tcPr>
@@ -157,7 +164,7 @@
         </w:tc>
         <w:tc>
           <w:tcPr>
-            <w:tcW w:type="dxa" w:w="6912"/>
+            <w:tcW w:type="dxa" w:w="7060"/>
             <w:vAlign w:val="center"/>
           </w:tcPr>
           <w:p>
@@ -180,7 +187,7 @@
       <w:tr>
         <w:tc>
           <w:tcPr>
-            <w:tcW w:type="dxa" w:w="2304"/>
+            <w:tcW w:type="dxa" w:w="2300"/>
             <w:shd w:fill="F2F4F7"/>
             <w:vAlign w:val="center"/>
           </w:tcPr>
@@ -202,7 +209,7 @@
         </w:tc>
         <w:tc>
           <w:tcPr>
-            <w:tcW w:type="dxa" w:w="6912"/>
+            <w:tcW w:type="dxa" w:w="7060"/>
             <w:vAlign w:val="center"/>
           </w:tcPr>
           <w:p>
@@ -225,7 +232,7 @@
       <w:tr>
         <w:tc>
           <w:tcPr>
-            <w:tcW w:type="dxa" w:w="2304"/>
+            <w:tcW w:type="dxa" w:w="2300"/>
             <w:shd w:fill="F2F4F7"/>
             <w:vAlign w:val="center"/>
           </w:tcPr>
@@ -247,7 +254,7 @@
         </w:tc>
         <w:tc>
           <w:tcPr>
-            <w:tcW w:type="dxa" w:w="6912"/>
+            <w:tcW w:type="dxa" w:w="7060"/>
             <w:vAlign w:val="center"/>
           </w:tcPr>
           <w:p>
@@ -279,7 +286,7 @@
     </w:p>
     <w:p>
       <w:r>
-        <w:t>样本显示，印度对中国的进口来源依赖集中在蓄电池、含氮/含氧化工品、半导体器件、电力设备、工程机械零部件及部分工程车辆。8 位编码用于后续业务单证对齐，公开统计金额仍应按来源可复核层级阅读。</w:t>
+        <w:t>本报告汇总 21 个互不重叠的 HS 2022 六位商品物项。2025 年这些商品自中国进口合计 14.62 十亿美元，商品进口总额合计 42.13 十亿美元，加权对华来源占比为 34.7%。矩阵不计入 HS31、HS4 或专题父级金额，也不使用补零八位码。</w:t>
       </w:r>
     </w:p>
     <w:p>
@@ -298,22 +305,33 @@
     <w:tbl>
       <w:tblPr>
         <w:tblStyle w:val="TableGrid"/>
-        <w:tblW w:type="auto" w:w="0"/>
         <w:jc w:val="center"/>
         <w:tblLook w:firstColumn="1" w:firstRow="1" w:lastColumn="0" w:lastRow="0" w:noHBand="0" w:noVBand="1" w:val="04A0"/>
+        <w:tblW w:w="9360" w:type="dxa"/>
+        <w:tblInd w:w="120" w:type="dxa"/>
+        <w:tblLayout w:type="fixed"/>
+        <w:tblCellMar>
+          <w:top w:w="80" w:type="dxa"/>
+          <w:start w:w="120" w:type="dxa"/>
+          <w:bottom w:w="80" w:type="dxa"/>
+          <w:end w:w="120" w:type="dxa"/>
+        </w:tblCellMar>
       </w:tblPr>
       <w:tblGrid>
-        <w:gridCol w:w="1560"/>
-        <w:gridCol w:w="1560"/>
-        <w:gridCol w:w="1560"/>
-        <w:gridCol w:w="1560"/>
-        <w:gridCol w:w="1560"/>
-        <w:gridCol w:w="1560"/>
+        <w:gridCol w:w="2200"/>
+        <w:gridCol w:w="1080"/>
+        <w:gridCol w:w="1480"/>
+        <w:gridCol w:w="1500"/>
+        <w:gridCol w:w="1500"/>
+        <w:gridCol w:w="1600"/>
       </w:tblGrid>
       <w:tr>
+        <w:trPr>
+          <w:tblHeader w:val="true"/>
+        </w:trPr>
         <w:tc>
           <w:tcPr>
-            <w:tcW w:type="dxa" w:w="1560"/>
+            <w:tcW w:type="dxa" w:w="2200"/>
             <w:shd w:fill="F2F4F7"/>
             <w:vAlign w:val="center"/>
           </w:tcPr>
@@ -335,7 +353,7 @@
         </w:tc>
         <w:tc>
           <w:tcPr>
-            <w:tcW w:type="dxa" w:w="1560"/>
+            <w:tcW w:type="dxa" w:w="1080"/>
             <w:shd w:fill="F2F4F7"/>
             <w:vAlign w:val="center"/>
           </w:tcPr>
@@ -357,7 +375,7 @@
         </w:tc>
         <w:tc>
           <w:tcPr>
-            <w:tcW w:type="dxa" w:w="1560"/>
+            <w:tcW w:type="dxa" w:w="1480"/>
             <w:shd w:fill="F2F4F7"/>
             <w:vAlign w:val="center"/>
           </w:tcPr>
@@ -379,7 +397,7 @@
         </w:tc>
         <w:tc>
           <w:tcPr>
-            <w:tcW w:type="dxa" w:w="1560"/>
+            <w:tcW w:type="dxa" w:w="1500"/>
             <w:shd w:fill="F2F4F7"/>
             <w:vAlign w:val="center"/>
           </w:tcPr>
@@ -401,7 +419,7 @@
         </w:tc>
         <w:tc>
           <w:tcPr>
-            <w:tcW w:type="dxa" w:w="1560"/>
+            <w:tcW w:type="dxa" w:w="1500"/>
             <w:shd w:fill="F2F4F7"/>
             <w:vAlign w:val="center"/>
           </w:tcPr>
@@ -423,7 +441,7 @@
         </w:tc>
         <w:tc>
           <w:tcPr>
-            <w:tcW w:type="dxa" w:w="1560"/>
+            <w:tcW w:type="dxa" w:w="1600"/>
             <w:shd w:fill="F2F4F7"/>
             <w:vAlign w:val="center"/>
           </w:tcPr>
@@ -447,7 +465,7 @@
       <w:tr>
         <w:tc>
           <w:tcPr>
-            <w:tcW w:type="dxa" w:w="1560"/>
+            <w:tcW w:type="dxa" w:w="2200"/>
             <w:vAlign w:val="center"/>
           </w:tcPr>
           <w:p>
@@ -468,7 +486,7 @@
         </w:tc>
         <w:tc>
           <w:tcPr>
-            <w:tcW w:type="dxa" w:w="1560"/>
+            <w:tcW w:type="dxa" w:w="1080"/>
             <w:vAlign w:val="center"/>
           </w:tcPr>
           <w:p>
@@ -489,7 +507,7 @@
         </w:tc>
         <w:tc>
           <w:tcPr>
-            <w:tcW w:type="dxa" w:w="1560"/>
+            <w:tcW w:type="dxa" w:w="1480"/>
             <w:vAlign w:val="center"/>
           </w:tcPr>
           <w:p>
@@ -510,7 +528,7 @@
         </w:tc>
         <w:tc>
           <w:tcPr>
-            <w:tcW w:type="dxa" w:w="1560"/>
+            <w:tcW w:type="dxa" w:w="1500"/>
             <w:vAlign w:val="center"/>
           </w:tcPr>
           <w:p>
@@ -531,7 +549,7 @@
         </w:tc>
         <w:tc>
           <w:tcPr>
-            <w:tcW w:type="dxa" w:w="1560"/>
+            <w:tcW w:type="dxa" w:w="1500"/>
             <w:vAlign w:val="center"/>
           </w:tcPr>
           <w:p>
@@ -552,7 +570,7 @@
         </w:tc>
         <w:tc>
           <w:tcPr>
-            <w:tcW w:type="dxa" w:w="1560"/>
+            <w:tcW w:type="dxa" w:w="1600"/>
             <w:vAlign w:val="center"/>
           </w:tcPr>
           <w:p>
@@ -575,7 +593,7 @@
       <w:tr>
         <w:tc>
           <w:tcPr>
-            <w:tcW w:type="dxa" w:w="1560"/>
+            <w:tcW w:type="dxa" w:w="2200"/>
             <w:vAlign w:val="center"/>
           </w:tcPr>
           <w:p>
@@ -596,7 +614,7 @@
         </w:tc>
         <w:tc>
           <w:tcPr>
-            <w:tcW w:type="dxa" w:w="1560"/>
+            <w:tcW w:type="dxa" w:w="1080"/>
             <w:vAlign w:val="center"/>
           </w:tcPr>
           <w:p>
@@ -617,7 +635,7 @@
         </w:tc>
         <w:tc>
           <w:tcPr>
-            <w:tcW w:type="dxa" w:w="1560"/>
+            <w:tcW w:type="dxa" w:w="1480"/>
             <w:vAlign w:val="center"/>
           </w:tcPr>
           <w:p>
@@ -638,7 +656,7 @@
         </w:tc>
         <w:tc>
           <w:tcPr>
-            <w:tcW w:type="dxa" w:w="1560"/>
+            <w:tcW w:type="dxa" w:w="1500"/>
             <w:vAlign w:val="center"/>
           </w:tcPr>
           <w:p>
@@ -659,7 +677,7 @@
         </w:tc>
         <w:tc>
           <w:tcPr>
-            <w:tcW w:type="dxa" w:w="1560"/>
+            <w:tcW w:type="dxa" w:w="1500"/>
             <w:vAlign w:val="center"/>
           </w:tcPr>
           <w:p>
@@ -680,7 +698,7 @@
         </w:tc>
         <w:tc>
           <w:tcPr>
-            <w:tcW w:type="dxa" w:w="1560"/>
+            <w:tcW w:type="dxa" w:w="1600"/>
             <w:vAlign w:val="center"/>
           </w:tcPr>
           <w:p>
@@ -703,7 +721,7 @@
       <w:tr>
         <w:tc>
           <w:tcPr>
-            <w:tcW w:type="dxa" w:w="1560"/>
+            <w:tcW w:type="dxa" w:w="2200"/>
             <w:vAlign w:val="center"/>
           </w:tcPr>
           <w:p>
@@ -724,7 +742,7 @@
         </w:tc>
         <w:tc>
           <w:tcPr>
-            <w:tcW w:type="dxa" w:w="1560"/>
+            <w:tcW w:type="dxa" w:w="1080"/>
             <w:vAlign w:val="center"/>
           </w:tcPr>
           <w:p>
@@ -745,7 +763,7 @@
         </w:tc>
         <w:tc>
           <w:tcPr>
-            <w:tcW w:type="dxa" w:w="1560"/>
+            <w:tcW w:type="dxa" w:w="1480"/>
             <w:vAlign w:val="center"/>
           </w:tcPr>
           <w:p>
@@ -766,7 +784,7 @@
         </w:tc>
         <w:tc>
           <w:tcPr>
-            <w:tcW w:type="dxa" w:w="1560"/>
+            <w:tcW w:type="dxa" w:w="1500"/>
             <w:vAlign w:val="center"/>
           </w:tcPr>
           <w:p>
@@ -787,7 +805,7 @@
         </w:tc>
         <w:tc>
           <w:tcPr>
-            <w:tcW w:type="dxa" w:w="1560"/>
+            <w:tcW w:type="dxa" w:w="1500"/>
             <w:vAlign w:val="center"/>
           </w:tcPr>
           <w:p>
@@ -808,7 +826,7 @@
         </w:tc>
         <w:tc>
           <w:tcPr>
-            <w:tcW w:type="dxa" w:w="1560"/>
+            <w:tcW w:type="dxa" w:w="1600"/>
             <w:vAlign w:val="center"/>
           </w:tcPr>
           <w:p>
@@ -831,7 +849,7 @@
       <w:tr>
         <w:tc>
           <w:tcPr>
-            <w:tcW w:type="dxa" w:w="1560"/>
+            <w:tcW w:type="dxa" w:w="2200"/>
             <w:vAlign w:val="center"/>
           </w:tcPr>
           <w:p>
@@ -852,7 +870,7 @@
         </w:tc>
         <w:tc>
           <w:tcPr>
-            <w:tcW w:type="dxa" w:w="1560"/>
+            <w:tcW w:type="dxa" w:w="1080"/>
             <w:vAlign w:val="center"/>
           </w:tcPr>
           <w:p>
@@ -873,7 +891,7 @@
         </w:tc>
         <w:tc>
           <w:tcPr>
-            <w:tcW w:type="dxa" w:w="1560"/>
+            <w:tcW w:type="dxa" w:w="1480"/>
             <w:vAlign w:val="center"/>
           </w:tcPr>
           <w:p>
@@ -894,7 +912,7 @@
         </w:tc>
         <w:tc>
           <w:tcPr>
-            <w:tcW w:type="dxa" w:w="1560"/>
+            <w:tcW w:type="dxa" w:w="1500"/>
             <w:vAlign w:val="center"/>
           </w:tcPr>
           <w:p>
@@ -915,7 +933,7 @@
         </w:tc>
         <w:tc>
           <w:tcPr>
-            <w:tcW w:type="dxa" w:w="1560"/>
+            <w:tcW w:type="dxa" w:w="1500"/>
             <w:vAlign w:val="center"/>
           </w:tcPr>
           <w:p>
@@ -936,7 +954,7 @@
         </w:tc>
         <w:tc>
           <w:tcPr>
-            <w:tcW w:type="dxa" w:w="1560"/>
+            <w:tcW w:type="dxa" w:w="1600"/>
             <w:vAlign w:val="center"/>
           </w:tcPr>
           <w:p>
@@ -959,7 +977,7 @@
       <w:tr>
         <w:tc>
           <w:tcPr>
-            <w:tcW w:type="dxa" w:w="1560"/>
+            <w:tcW w:type="dxa" w:w="2200"/>
             <w:vAlign w:val="center"/>
           </w:tcPr>
           <w:p>
@@ -980,7 +998,7 @@
         </w:tc>
         <w:tc>
           <w:tcPr>
-            <w:tcW w:type="dxa" w:w="1560"/>
+            <w:tcW w:type="dxa" w:w="1080"/>
             <w:vAlign w:val="center"/>
           </w:tcPr>
           <w:p>
@@ -1001,7 +1019,7 @@
         </w:tc>
         <w:tc>
           <w:tcPr>
-            <w:tcW w:type="dxa" w:w="1560"/>
+            <w:tcW w:type="dxa" w:w="1480"/>
             <w:vAlign w:val="center"/>
           </w:tcPr>
           <w:p>
@@ -1022,7 +1040,7 @@
         </w:tc>
         <w:tc>
           <w:tcPr>
-            <w:tcW w:type="dxa" w:w="1560"/>
+            <w:tcW w:type="dxa" w:w="1500"/>
             <w:vAlign w:val="center"/>
           </w:tcPr>
           <w:p>
@@ -1043,7 +1061,7 @@
         </w:tc>
         <w:tc>
           <w:tcPr>
-            <w:tcW w:type="dxa" w:w="1560"/>
+            <w:tcW w:type="dxa" w:w="1500"/>
             <w:vAlign w:val="center"/>
           </w:tcPr>
           <w:p>
@@ -1064,7 +1082,7 @@
         </w:tc>
         <w:tc>
           <w:tcPr>
-            <w:tcW w:type="dxa" w:w="1560"/>
+            <w:tcW w:type="dxa" w:w="1600"/>
             <w:vAlign w:val="center"/>
           </w:tcPr>
           <w:p>
@@ -1087,7 +1105,7 @@
       <w:tr>
         <w:tc>
           <w:tcPr>
-            <w:tcW w:type="dxa" w:w="1560"/>
+            <w:tcW w:type="dxa" w:w="2200"/>
             <w:vAlign w:val="center"/>
           </w:tcPr>
           <w:p>
@@ -1108,7 +1126,7 @@
         </w:tc>
         <w:tc>
           <w:tcPr>
-            <w:tcW w:type="dxa" w:w="1560"/>
+            <w:tcW w:type="dxa" w:w="1080"/>
             <w:vAlign w:val="center"/>
           </w:tcPr>
           <w:p>
@@ -1129,7 +1147,7 @@
         </w:tc>
         <w:tc>
           <w:tcPr>
-            <w:tcW w:type="dxa" w:w="1560"/>
+            <w:tcW w:type="dxa" w:w="1480"/>
             <w:vAlign w:val="center"/>
           </w:tcPr>
           <w:p>
@@ -1150,7 +1168,7 @@
         </w:tc>
         <w:tc>
           <w:tcPr>
-            <w:tcW w:type="dxa" w:w="1560"/>
+            <w:tcW w:type="dxa" w:w="1500"/>
             <w:vAlign w:val="center"/>
           </w:tcPr>
           <w:p>
@@ -1171,7 +1189,7 @@
         </w:tc>
         <w:tc>
           <w:tcPr>
-            <w:tcW w:type="dxa" w:w="1560"/>
+            <w:tcW w:type="dxa" w:w="1500"/>
             <w:vAlign w:val="center"/>
           </w:tcPr>
           <w:p>
@@ -1192,7 +1210,7 @@
         </w:tc>
         <w:tc>
           <w:tcPr>
-            <w:tcW w:type="dxa" w:w="1560"/>
+            <w:tcW w:type="dxa" w:w="1600"/>
             <w:vAlign w:val="center"/>
           </w:tcPr>
           <w:p>
@@ -1215,7 +1233,7 @@
       <w:tr>
         <w:tc>
           <w:tcPr>
-            <w:tcW w:type="dxa" w:w="1560"/>
+            <w:tcW w:type="dxa" w:w="2200"/>
             <w:vAlign w:val="center"/>
           </w:tcPr>
           <w:p>
@@ -1236,7 +1254,7 @@
         </w:tc>
         <w:tc>
           <w:tcPr>
-            <w:tcW w:type="dxa" w:w="1560"/>
+            <w:tcW w:type="dxa" w:w="1080"/>
             <w:vAlign w:val="center"/>
           </w:tcPr>
           <w:p>
@@ -1257,7 +1275,7 @@
         </w:tc>
         <w:tc>
           <w:tcPr>
-            <w:tcW w:type="dxa" w:w="1560"/>
+            <w:tcW w:type="dxa" w:w="1480"/>
             <w:vAlign w:val="center"/>
           </w:tcPr>
           <w:p>
@@ -1278,7 +1296,7 @@
         </w:tc>
         <w:tc>
           <w:tcPr>
-            <w:tcW w:type="dxa" w:w="1560"/>
+            <w:tcW w:type="dxa" w:w="1500"/>
             <w:vAlign w:val="center"/>
           </w:tcPr>
           <w:p>
@@ -1299,7 +1317,7 @@
         </w:tc>
         <w:tc>
           <w:tcPr>
-            <w:tcW w:type="dxa" w:w="1560"/>
+            <w:tcW w:type="dxa" w:w="1500"/>
             <w:vAlign w:val="center"/>
           </w:tcPr>
           <w:p>
@@ -1320,7 +1338,7 @@
         </w:tc>
         <w:tc>
           <w:tcPr>
-            <w:tcW w:type="dxa" w:w="1560"/>
+            <w:tcW w:type="dxa" w:w="1600"/>
             <w:vAlign w:val="center"/>
           </w:tcPr>
           <w:p>
@@ -1343,7 +1361,7 @@
       <w:tr>
         <w:tc>
           <w:tcPr>
-            <w:tcW w:type="dxa" w:w="1560"/>
+            <w:tcW w:type="dxa" w:w="2200"/>
             <w:vAlign w:val="center"/>
           </w:tcPr>
           <w:p>
@@ -1364,7 +1382,7 @@
         </w:tc>
         <w:tc>
           <w:tcPr>
-            <w:tcW w:type="dxa" w:w="1560"/>
+            <w:tcW w:type="dxa" w:w="1080"/>
             <w:vAlign w:val="center"/>
           </w:tcPr>
           <w:p>
@@ -1385,7 +1403,7 @@
         </w:tc>
         <w:tc>
           <w:tcPr>
-            <w:tcW w:type="dxa" w:w="1560"/>
+            <w:tcW w:type="dxa" w:w="1480"/>
             <w:vAlign w:val="center"/>
           </w:tcPr>
           <w:p>
@@ -1406,7 +1424,7 @@
         </w:tc>
         <w:tc>
           <w:tcPr>
-            <w:tcW w:type="dxa" w:w="1560"/>
+            <w:tcW w:type="dxa" w:w="1500"/>
             <w:vAlign w:val="center"/>
           </w:tcPr>
           <w:p>
@@ -1427,7 +1445,7 @@
         </w:tc>
         <w:tc>
           <w:tcPr>
-            <w:tcW w:type="dxa" w:w="1560"/>
+            <w:tcW w:type="dxa" w:w="1500"/>
             <w:vAlign w:val="center"/>
           </w:tcPr>
           <w:p>
@@ -1448,7 +1466,7 @@
         </w:tc>
         <w:tc>
           <w:tcPr>
-            <w:tcW w:type="dxa" w:w="1560"/>
+            <w:tcW w:type="dxa" w:w="1600"/>
             <w:vAlign w:val="center"/>
           </w:tcPr>
           <w:p>
@@ -1471,7 +1489,7 @@
       <w:tr>
         <w:tc>
           <w:tcPr>
-            <w:tcW w:type="dxa" w:w="1560"/>
+            <w:tcW w:type="dxa" w:w="2200"/>
             <w:vAlign w:val="center"/>
           </w:tcPr>
           <w:p>
@@ -1492,7 +1510,7 @@
         </w:tc>
         <w:tc>
           <w:tcPr>
-            <w:tcW w:type="dxa" w:w="1560"/>
+            <w:tcW w:type="dxa" w:w="1080"/>
             <w:vAlign w:val="center"/>
           </w:tcPr>
           <w:p>
@@ -1513,7 +1531,7 @@
         </w:tc>
         <w:tc>
           <w:tcPr>
-            <w:tcW w:type="dxa" w:w="1560"/>
+            <w:tcW w:type="dxa" w:w="1480"/>
             <w:vAlign w:val="center"/>
           </w:tcPr>
           <w:p>
@@ -1534,7 +1552,7 @@
         </w:tc>
         <w:tc>
           <w:tcPr>
-            <w:tcW w:type="dxa" w:w="1560"/>
+            <w:tcW w:type="dxa" w:w="1500"/>
             <w:vAlign w:val="center"/>
           </w:tcPr>
           <w:p>
@@ -1555,7 +1573,7 @@
         </w:tc>
         <w:tc>
           <w:tcPr>
-            <w:tcW w:type="dxa" w:w="1560"/>
+            <w:tcW w:type="dxa" w:w="1500"/>
             <w:vAlign w:val="center"/>
           </w:tcPr>
           <w:p>
@@ -1576,7 +1594,7 @@
         </w:tc>
         <w:tc>
           <w:tcPr>
-            <w:tcW w:type="dxa" w:w="1560"/>
+            <w:tcW w:type="dxa" w:w="1600"/>
             <w:vAlign w:val="center"/>
           </w:tcPr>
           <w:p>
@@ -1599,7 +1617,7 @@
       <w:tr>
         <w:tc>
           <w:tcPr>
-            <w:tcW w:type="dxa" w:w="1560"/>
+            <w:tcW w:type="dxa" w:w="2200"/>
             <w:vAlign w:val="center"/>
           </w:tcPr>
           <w:p>
@@ -1620,7 +1638,7 @@
         </w:tc>
         <w:tc>
           <w:tcPr>
-            <w:tcW w:type="dxa" w:w="1560"/>
+            <w:tcW w:type="dxa" w:w="1080"/>
             <w:vAlign w:val="center"/>
           </w:tcPr>
           <w:p>
@@ -1641,7 +1659,7 @@
         </w:tc>
         <w:tc>
           <w:tcPr>
-            <w:tcW w:type="dxa" w:w="1560"/>
+            <w:tcW w:type="dxa" w:w="1480"/>
             <w:vAlign w:val="center"/>
           </w:tcPr>
           <w:p>
@@ -1662,7 +1680,7 @@
         </w:tc>
         <w:tc>
           <w:tcPr>
-            <w:tcW w:type="dxa" w:w="1560"/>
+            <w:tcW w:type="dxa" w:w="1500"/>
             <w:vAlign w:val="center"/>
           </w:tcPr>
           <w:p>
@@ -1683,7 +1701,7 @@
         </w:tc>
         <w:tc>
           <w:tcPr>
-            <w:tcW w:type="dxa" w:w="1560"/>
+            <w:tcW w:type="dxa" w:w="1500"/>
             <w:vAlign w:val="center"/>
           </w:tcPr>
           <w:p>
@@ -1704,7 +1722,7 @@
         </w:tc>
         <w:tc>
           <w:tcPr>
-            <w:tcW w:type="dxa" w:w="1560"/>
+            <w:tcW w:type="dxa" w:w="1600"/>
             <w:vAlign w:val="center"/>
           </w:tcPr>
           <w:p>
@@ -1727,7 +1745,7 @@
       <w:tr>
         <w:tc>
           <w:tcPr>
-            <w:tcW w:type="dxa" w:w="1560"/>
+            <w:tcW w:type="dxa" w:w="2200"/>
             <w:vAlign w:val="center"/>
           </w:tcPr>
           <w:p>
@@ -1748,7 +1766,7 @@
         </w:tc>
         <w:tc>
           <w:tcPr>
-            <w:tcW w:type="dxa" w:w="1560"/>
+            <w:tcW w:type="dxa" w:w="1080"/>
             <w:vAlign w:val="center"/>
           </w:tcPr>
           <w:p>
@@ -1769,7 +1787,7 @@
         </w:tc>
         <w:tc>
           <w:tcPr>
-            <w:tcW w:type="dxa" w:w="1560"/>
+            <w:tcW w:type="dxa" w:w="1480"/>
             <w:vAlign w:val="center"/>
           </w:tcPr>
           <w:p>
@@ -1790,7 +1808,7 @@
         </w:tc>
         <w:tc>
           <w:tcPr>
-            <w:tcW w:type="dxa" w:w="1560"/>
+            <w:tcW w:type="dxa" w:w="1500"/>
             <w:vAlign w:val="center"/>
           </w:tcPr>
           <w:p>
@@ -1811,7 +1829,7 @@
         </w:tc>
         <w:tc>
           <w:tcPr>
-            <w:tcW w:type="dxa" w:w="1560"/>
+            <w:tcW w:type="dxa" w:w="1500"/>
             <w:vAlign w:val="center"/>
           </w:tcPr>
           <w:p>
@@ -1832,7 +1850,7 @@
         </w:tc>
         <w:tc>
           <w:tcPr>
-            <w:tcW w:type="dxa" w:w="1560"/>
+            <w:tcW w:type="dxa" w:w="1600"/>
             <w:vAlign w:val="center"/>
           </w:tcPr>
           <w:p>
@@ -1855,7 +1873,7 @@
       <w:tr>
         <w:tc>
           <w:tcPr>
-            <w:tcW w:type="dxa" w:w="1560"/>
+            <w:tcW w:type="dxa" w:w="2200"/>
             <w:vAlign w:val="center"/>
           </w:tcPr>
           <w:p>
@@ -1876,7 +1894,7 @@
         </w:tc>
         <w:tc>
           <w:tcPr>
-            <w:tcW w:type="dxa" w:w="1560"/>
+            <w:tcW w:type="dxa" w:w="1080"/>
             <w:vAlign w:val="center"/>
           </w:tcPr>
           <w:p>
@@ -1897,7 +1915,7 @@
         </w:tc>
         <w:tc>
           <w:tcPr>
-            <w:tcW w:type="dxa" w:w="1560"/>
+            <w:tcW w:type="dxa" w:w="1480"/>
             <w:vAlign w:val="center"/>
           </w:tcPr>
           <w:p>
@@ -1918,7 +1936,7 @@
         </w:tc>
         <w:tc>
           <w:tcPr>
-            <w:tcW w:type="dxa" w:w="1560"/>
+            <w:tcW w:type="dxa" w:w="1500"/>
             <w:vAlign w:val="center"/>
           </w:tcPr>
           <w:p>
@@ -1939,7 +1957,7 @@
         </w:tc>
         <w:tc>
           <w:tcPr>
-            <w:tcW w:type="dxa" w:w="1560"/>
+            <w:tcW w:type="dxa" w:w="1500"/>
             <w:vAlign w:val="center"/>
           </w:tcPr>
           <w:p>
@@ -1960,7 +1978,7 @@
         </w:tc>
         <w:tc>
           <w:tcPr>
-            <w:tcW w:type="dxa" w:w="1560"/>
+            <w:tcW w:type="dxa" w:w="1600"/>
             <w:vAlign w:val="center"/>
           </w:tcPr>
           <w:p>
@@ -1983,7 +2001,7 @@
       <w:tr>
         <w:tc>
           <w:tcPr>
-            <w:tcW w:type="dxa" w:w="1560"/>
+            <w:tcW w:type="dxa" w:w="2200"/>
             <w:vAlign w:val="center"/>
           </w:tcPr>
           <w:p>
@@ -2004,7 +2022,7 @@
         </w:tc>
         <w:tc>
           <w:tcPr>
-            <w:tcW w:type="dxa" w:w="1560"/>
+            <w:tcW w:type="dxa" w:w="1080"/>
             <w:vAlign w:val="center"/>
           </w:tcPr>
           <w:p>
@@ -2025,7 +2043,7 @@
         </w:tc>
         <w:tc>
           <w:tcPr>
-            <w:tcW w:type="dxa" w:w="1560"/>
+            <w:tcW w:type="dxa" w:w="1480"/>
             <w:vAlign w:val="center"/>
           </w:tcPr>
           <w:p>
@@ -2046,7 +2064,7 @@
         </w:tc>
         <w:tc>
           <w:tcPr>
-            <w:tcW w:type="dxa" w:w="1560"/>
+            <w:tcW w:type="dxa" w:w="1500"/>
             <w:vAlign w:val="center"/>
           </w:tcPr>
           <w:p>
@@ -2067,7 +2085,7 @@
         </w:tc>
         <w:tc>
           <w:tcPr>
-            <w:tcW w:type="dxa" w:w="1560"/>
+            <w:tcW w:type="dxa" w:w="1500"/>
             <w:vAlign w:val="center"/>
           </w:tcPr>
           <w:p>
@@ -2088,7 +2106,7 @@
         </w:tc>
         <w:tc>
           <w:tcPr>
-            <w:tcW w:type="dxa" w:w="1560"/>
+            <w:tcW w:type="dxa" w:w="1600"/>
             <w:vAlign w:val="center"/>
           </w:tcPr>
           <w:p>
@@ -2111,7 +2129,7 @@
       <w:tr>
         <w:tc>
           <w:tcPr>
-            <w:tcW w:type="dxa" w:w="1560"/>
+            <w:tcW w:type="dxa" w:w="2200"/>
             <w:vAlign w:val="center"/>
           </w:tcPr>
           <w:p>
@@ -2132,7 +2150,7 @@
         </w:tc>
         <w:tc>
           <w:tcPr>
-            <w:tcW w:type="dxa" w:w="1560"/>
+            <w:tcW w:type="dxa" w:w="1080"/>
             <w:vAlign w:val="center"/>
           </w:tcPr>
           <w:p>
@@ -2153,7 +2171,7 @@
         </w:tc>
         <w:tc>
           <w:tcPr>
-            <w:tcW w:type="dxa" w:w="1560"/>
+            <w:tcW w:type="dxa" w:w="1480"/>
             <w:vAlign w:val="center"/>
           </w:tcPr>
           <w:p>
@@ -2174,7 +2192,7 @@
         </w:tc>
         <w:tc>
           <w:tcPr>
-            <w:tcW w:type="dxa" w:w="1560"/>
+            <w:tcW w:type="dxa" w:w="1500"/>
             <w:vAlign w:val="center"/>
           </w:tcPr>
           <w:p>
@@ -2195,7 +2213,7 @@
         </w:tc>
         <w:tc>
           <w:tcPr>
-            <w:tcW w:type="dxa" w:w="1560"/>
+            <w:tcW w:type="dxa" w:w="1500"/>
             <w:vAlign w:val="center"/>
           </w:tcPr>
           <w:p>
@@ -2216,7 +2234,7 @@
         </w:tc>
         <w:tc>
           <w:tcPr>
-            <w:tcW w:type="dxa" w:w="1560"/>
+            <w:tcW w:type="dxa" w:w="1600"/>
             <w:vAlign w:val="center"/>
           </w:tcPr>
           <w:p>
@@ -2239,7 +2257,7 @@
       <w:tr>
         <w:tc>
           <w:tcPr>
-            <w:tcW w:type="dxa" w:w="1560"/>
+            <w:tcW w:type="dxa" w:w="2200"/>
             <w:vAlign w:val="center"/>
           </w:tcPr>
           <w:p>
@@ -2260,7 +2278,7 @@
         </w:tc>
         <w:tc>
           <w:tcPr>
-            <w:tcW w:type="dxa" w:w="1560"/>
+            <w:tcW w:type="dxa" w:w="1080"/>
             <w:vAlign w:val="center"/>
           </w:tcPr>
           <w:p>
@@ -2281,7 +2299,7 @@
         </w:tc>
         <w:tc>
           <w:tcPr>
-            <w:tcW w:type="dxa" w:w="1560"/>
+            <w:tcW w:type="dxa" w:w="1480"/>
             <w:vAlign w:val="center"/>
           </w:tcPr>
           <w:p>
@@ -2302,7 +2320,7 @@
         </w:tc>
         <w:tc>
           <w:tcPr>
-            <w:tcW w:type="dxa" w:w="1560"/>
+            <w:tcW w:type="dxa" w:w="1500"/>
             <w:vAlign w:val="center"/>
           </w:tcPr>
           <w:p>
@@ -2323,7 +2341,7 @@
         </w:tc>
         <w:tc>
           <w:tcPr>
-            <w:tcW w:type="dxa" w:w="1560"/>
+            <w:tcW w:type="dxa" w:w="1500"/>
             <w:vAlign w:val="center"/>
           </w:tcPr>
           <w:p>
@@ -2344,7 +2362,7 @@
         </w:tc>
         <w:tc>
           <w:tcPr>
-            <w:tcW w:type="dxa" w:w="1560"/>
+            <w:tcW w:type="dxa" w:w="1600"/>
             <w:vAlign w:val="center"/>
           </w:tcPr>
           <w:p>
@@ -2367,7 +2385,7 @@
       <w:tr>
         <w:tc>
           <w:tcPr>
-            <w:tcW w:type="dxa" w:w="1560"/>
+            <w:tcW w:type="dxa" w:w="2200"/>
             <w:vAlign w:val="center"/>
           </w:tcPr>
           <w:p>
@@ -2388,7 +2406,7 @@
         </w:tc>
         <w:tc>
           <w:tcPr>
-            <w:tcW w:type="dxa" w:w="1560"/>
+            <w:tcW w:type="dxa" w:w="1080"/>
             <w:vAlign w:val="center"/>
           </w:tcPr>
           <w:p>
@@ -2409,7 +2427,7 @@
         </w:tc>
         <w:tc>
           <w:tcPr>
-            <w:tcW w:type="dxa" w:w="1560"/>
+            <w:tcW w:type="dxa" w:w="1480"/>
             <w:vAlign w:val="center"/>
           </w:tcPr>
           <w:p>
@@ -2430,7 +2448,7 @@
         </w:tc>
         <w:tc>
           <w:tcPr>
-            <w:tcW w:type="dxa" w:w="1560"/>
+            <w:tcW w:type="dxa" w:w="1500"/>
             <w:vAlign w:val="center"/>
           </w:tcPr>
           <w:p>
@@ -2451,7 +2469,7 @@
         </w:tc>
         <w:tc>
           <w:tcPr>
-            <w:tcW w:type="dxa" w:w="1560"/>
+            <w:tcW w:type="dxa" w:w="1500"/>
             <w:vAlign w:val="center"/>
           </w:tcPr>
           <w:p>
@@ -2472,7 +2490,7 @@
         </w:tc>
         <w:tc>
           <w:tcPr>
-            <w:tcW w:type="dxa" w:w="1560"/>
+            <w:tcW w:type="dxa" w:w="1600"/>
             <w:vAlign w:val="center"/>
           </w:tcPr>
           <w:p>
@@ -2495,7 +2513,7 @@
       <w:tr>
         <w:tc>
           <w:tcPr>
-            <w:tcW w:type="dxa" w:w="1560"/>
+            <w:tcW w:type="dxa" w:w="2200"/>
             <w:vAlign w:val="center"/>
           </w:tcPr>
           <w:p>
@@ -2516,7 +2534,7 @@
         </w:tc>
         <w:tc>
           <w:tcPr>
-            <w:tcW w:type="dxa" w:w="1560"/>
+            <w:tcW w:type="dxa" w:w="1080"/>
             <w:vAlign w:val="center"/>
           </w:tcPr>
           <w:p>
@@ -2537,7 +2555,7 @@
         </w:tc>
         <w:tc>
           <w:tcPr>
-            <w:tcW w:type="dxa" w:w="1560"/>
+            <w:tcW w:type="dxa" w:w="1480"/>
             <w:vAlign w:val="center"/>
           </w:tcPr>
           <w:p>
@@ -2558,7 +2576,7 @@
         </w:tc>
         <w:tc>
           <w:tcPr>
-            <w:tcW w:type="dxa" w:w="1560"/>
+            <w:tcW w:type="dxa" w:w="1500"/>
             <w:vAlign w:val="center"/>
           </w:tcPr>
           <w:p>
@@ -2579,7 +2597,7 @@
         </w:tc>
         <w:tc>
           <w:tcPr>
-            <w:tcW w:type="dxa" w:w="1560"/>
+            <w:tcW w:type="dxa" w:w="1500"/>
             <w:vAlign w:val="center"/>
           </w:tcPr>
           <w:p>
@@ -2600,7 +2618,7 @@
         </w:tc>
         <w:tc>
           <w:tcPr>
-            <w:tcW w:type="dxa" w:w="1560"/>
+            <w:tcW w:type="dxa" w:w="1600"/>
             <w:vAlign w:val="center"/>
           </w:tcPr>
           <w:p>
@@ -2623,7 +2641,7 @@
       <w:tr>
         <w:tc>
           <w:tcPr>
-            <w:tcW w:type="dxa" w:w="1560"/>
+            <w:tcW w:type="dxa" w:w="2200"/>
             <w:vAlign w:val="center"/>
           </w:tcPr>
           <w:p>
@@ -2644,7 +2662,7 @@
         </w:tc>
         <w:tc>
           <w:tcPr>
-            <w:tcW w:type="dxa" w:w="1560"/>
+            <w:tcW w:type="dxa" w:w="1080"/>
             <w:vAlign w:val="center"/>
           </w:tcPr>
           <w:p>
@@ -2665,7 +2683,7 @@
         </w:tc>
         <w:tc>
           <w:tcPr>
-            <w:tcW w:type="dxa" w:w="1560"/>
+            <w:tcW w:type="dxa" w:w="1480"/>
             <w:vAlign w:val="center"/>
           </w:tcPr>
           <w:p>
@@ -2686,7 +2704,7 @@
         </w:tc>
         <w:tc>
           <w:tcPr>
-            <w:tcW w:type="dxa" w:w="1560"/>
+            <w:tcW w:type="dxa" w:w="1500"/>
             <w:vAlign w:val="center"/>
           </w:tcPr>
           <w:p>
@@ -2707,7 +2725,7 @@
         </w:tc>
         <w:tc>
           <w:tcPr>
-            <w:tcW w:type="dxa" w:w="1560"/>
+            <w:tcW w:type="dxa" w:w="1500"/>
             <w:vAlign w:val="center"/>
           </w:tcPr>
           <w:p>
@@ -2728,7 +2746,7 @@
         </w:tc>
         <w:tc>
           <w:tcPr>
-            <w:tcW w:type="dxa" w:w="1560"/>
+            <w:tcW w:type="dxa" w:w="1600"/>
             <w:vAlign w:val="center"/>
           </w:tcPr>
           <w:p>
@@ -2751,7 +2769,7 @@
       <w:tr>
         <w:tc>
           <w:tcPr>
-            <w:tcW w:type="dxa" w:w="1560"/>
+            <w:tcW w:type="dxa" w:w="2200"/>
             <w:vAlign w:val="center"/>
           </w:tcPr>
           <w:p>
@@ -2772,7 +2790,7 @@
         </w:tc>
         <w:tc>
           <w:tcPr>
-            <w:tcW w:type="dxa" w:w="1560"/>
+            <w:tcW w:type="dxa" w:w="1080"/>
             <w:vAlign w:val="center"/>
           </w:tcPr>
           <w:p>
@@ -2793,7 +2811,7 @@
         </w:tc>
         <w:tc>
           <w:tcPr>
-            <w:tcW w:type="dxa" w:w="1560"/>
+            <w:tcW w:type="dxa" w:w="1480"/>
             <w:vAlign w:val="center"/>
           </w:tcPr>
           <w:p>
@@ -2814,7 +2832,7 @@
         </w:tc>
         <w:tc>
           <w:tcPr>
-            <w:tcW w:type="dxa" w:w="1560"/>
+            <w:tcW w:type="dxa" w:w="1500"/>
             <w:vAlign w:val="center"/>
           </w:tcPr>
           <w:p>
@@ -2835,7 +2853,7 @@
         </w:tc>
         <w:tc>
           <w:tcPr>
-            <w:tcW w:type="dxa" w:w="1560"/>
+            <w:tcW w:type="dxa" w:w="1500"/>
             <w:vAlign w:val="center"/>
           </w:tcPr>
           <w:p>
@@ -2856,7 +2874,7 @@
         </w:tc>
         <w:tc>
           <w:tcPr>
-            <w:tcW w:type="dxa" w:w="1560"/>
+            <w:tcW w:type="dxa" w:w="1600"/>
             <w:vAlign w:val="center"/>
           </w:tcPr>
           <w:p>
@@ -2879,7 +2897,7 @@
       <w:tr>
         <w:tc>
           <w:tcPr>
-            <w:tcW w:type="dxa" w:w="1560"/>
+            <w:tcW w:type="dxa" w:w="2200"/>
             <w:vAlign w:val="center"/>
           </w:tcPr>
           <w:p>
@@ -2900,7 +2918,7 @@
         </w:tc>
         <w:tc>
           <w:tcPr>
-            <w:tcW w:type="dxa" w:w="1560"/>
+            <w:tcW w:type="dxa" w:w="1080"/>
             <w:vAlign w:val="center"/>
           </w:tcPr>
           <w:p>
@@ -2921,7 +2939,7 @@
         </w:tc>
         <w:tc>
           <w:tcPr>
-            <w:tcW w:type="dxa" w:w="1560"/>
+            <w:tcW w:type="dxa" w:w="1480"/>
             <w:vAlign w:val="center"/>
           </w:tcPr>
           <w:p>
@@ -2942,7 +2960,7 @@
         </w:tc>
         <w:tc>
           <w:tcPr>
-            <w:tcW w:type="dxa" w:w="1560"/>
+            <w:tcW w:type="dxa" w:w="1500"/>
             <w:vAlign w:val="center"/>
           </w:tcPr>
           <w:p>
@@ -2963,7 +2981,7 @@
         </w:tc>
         <w:tc>
           <w:tcPr>
-            <w:tcW w:type="dxa" w:w="1560"/>
+            <w:tcW w:type="dxa" w:w="1500"/>
             <w:vAlign w:val="center"/>
           </w:tcPr>
           <w:p>
@@ -2984,7 +3002,7 @@
         </w:tc>
         <w:tc>
           <w:tcPr>
-            <w:tcW w:type="dxa" w:w="1560"/>
+            <w:tcW w:type="dxa" w:w="1600"/>
             <w:vAlign w:val="center"/>
           </w:tcPr>
           <w:p>
@@ -3007,7 +3025,7 @@
       <w:tr>
         <w:tc>
           <w:tcPr>
-            <w:tcW w:type="dxa" w:w="1560"/>
+            <w:tcW w:type="dxa" w:w="2200"/>
             <w:vAlign w:val="center"/>
           </w:tcPr>
           <w:p>
@@ -3028,7 +3046,7 @@
         </w:tc>
         <w:tc>
           <w:tcPr>
-            <w:tcW w:type="dxa" w:w="1560"/>
+            <w:tcW w:type="dxa" w:w="1080"/>
             <w:vAlign w:val="center"/>
           </w:tcPr>
           <w:p>
@@ -3049,7 +3067,7 @@
         </w:tc>
         <w:tc>
           <w:tcPr>
-            <w:tcW w:type="dxa" w:w="1560"/>
+            <w:tcW w:type="dxa" w:w="1480"/>
             <w:vAlign w:val="center"/>
           </w:tcPr>
           <w:p>
@@ -3070,7 +3088,7 @@
         </w:tc>
         <w:tc>
           <w:tcPr>
-            <w:tcW w:type="dxa" w:w="1560"/>
+            <w:tcW w:type="dxa" w:w="1500"/>
             <w:vAlign w:val="center"/>
           </w:tcPr>
           <w:p>
@@ -3091,7 +3109,7 @@
         </w:tc>
         <w:tc>
           <w:tcPr>
-            <w:tcW w:type="dxa" w:w="1560"/>
+            <w:tcW w:type="dxa" w:w="1500"/>
             <w:vAlign w:val="center"/>
           </w:tcPr>
           <w:p>
@@ -3112,7 +3130,7 @@
         </w:tc>
         <w:tc>
           <w:tcPr>
-            <w:tcW w:type="dxa" w:w="1560"/>
+            <w:tcW w:type="dxa" w:w="1600"/>
             <w:vAlign w:val="center"/>
           </w:tcPr>
           <w:p>
@@ -3156,7 +3174,7 @@
     </w:p>
     <w:p>
       <w:r>
-        <w:t>盾构机、工程车和工程机械零部件均已进入重点商品矩阵。盾构机税号为筛查池，工程车按非公路用自卸车、汽车起重机和混凝土搅拌车拆分；镜像贸易差异是审计触发器，不是转口证明。</w:t>
+        <w:t>工程设备专题以 HS 843031、843039、870410、870510、870540 和 843143 等法定六位商品物项分别统计。专题标题仅作导航；其中 HS 843031/843039 还包含采煤机和截岩机，不能把税目金额直接称为盾构机成交额或台数。镜像贸易差异是审计触发器，不是转口证明。</w:t>
       </w:r>
     </w:p>
     <w:p>
@@ -3190,7 +3208,20 @@
           <w:rFonts w:ascii="Microsoft YaHei" w:hAnsi="Microsoft YaHei" w:eastAsia="Microsoft YaHei"/>
           <w:sz w:val="21"/>
         </w:rPr>
-        <w:t>8 位码用于业务数据验证；公开统计层级不足时，仍标注 HS31、HS4 或 HS6 合并口径。</w:t>
+        <w:t>公开统计统一使用真实 HS 2022 六位商品编码；不补零、不使用父级大类或代理金额。中国 HS8 仅在取得海关或企业业务数据后用于向下映射。</w:t>
+      </w:r>
+    </w:p>
+    <w:p>
+      <w:pPr>
+        <w:pStyle w:val="ListBullet"/>
+        <w:spacing w:after="80"/>
+      </w:pPr>
+      <w:r>
+        <w:rPr>
+          <w:rFonts w:ascii="Microsoft YaHei" w:hAnsi="Microsoft YaHei" w:eastAsia="Microsoft YaHei"/>
+          <w:sz w:val="21"/>
+        </w:rPr>
+        <w:t>自动审计逐项核对 21 个商品的 2025 年世界/中国进口额、12 个月月度合计及其他供应国排序，并使用缓存、限速和 429 自动重试。</w:t>
       </w:r>
     </w:p>
     <w:p>

--- a/public/reports/overall.docx
+++ b/public/reports/overall.docx
@@ -27,7 +27,7 @@
           <w:color w:val="555555"/>
           <w:sz w:val="22"/>
         </w:rPr>
-        <w:t>重点商品矩阵、化肥专题、工程设备专题与报告下载索引 · 快照 2026-07-23</w:t>
+        <w:t>重点商品矩阵、化肥专题、工程设备专题与报告下载索引 · 快照 2026-07-24</w:t>
       </w:r>
     </w:p>
     <w:tbl>
@@ -269,7 +269,7 @@
                 <w:color w:val="000000"/>
                 <w:sz w:val="19"/>
               </w:rPr>
-              <w:t>2026-07-23</w:t>
+              <w:t>2026-07-24</w:t>
             </w:r>
           </w:p>
         </w:tc>
@@ -285,8 +285,35 @@
       </w:r>
     </w:p>
     <w:p>
+      <w:pPr>
+        <w:spacing w:after="120"/>
+      </w:pPr>
       <w:r>
+        <w:rPr>
+          <w:rFonts w:ascii="Microsoft YaHei" w:hAnsi="Microsoft YaHei" w:eastAsia="Microsoft YaHei"/>
+          <w:sz w:val="21"/>
+        </w:rPr>
         <w:t>本报告汇总 21 个互不重叠的 HS 2022 六位商品物项。2025 年这些商品自中国进口合计 14.62 十亿美元，商品进口总额合计 42.13 十亿美元，加权对华来源占比为 34.7%。矩阵不计入 HS31、HS4 或专题父级金额，也不使用补零八位码。</w:t>
+      </w:r>
+      <w:r>
+        <w:rPr>
+          <w:rFonts w:ascii="Microsoft YaHei" w:hAnsi="Microsoft YaHei" w:eastAsia="Microsoft YaHei"/>
+          <w:b w:val="0"/>
+          <w:color w:val="1F4D78"/>
+          <w:sz w:val="16"/>
+          <w:vertAlign w:val="superscript"/>
+        </w:rPr>
+        <w:t>〔1〕</w:t>
+      </w:r>
+    </w:p>
+    <w:p>
+      <w:r>
+        <w:t>从结构看，5 个商品的对华来源占比达到 50% 以上，属于优先核验区；9 个商品处于 20%—50% 的中等暴露区间，适合作为月度监测和业务抽样复核对象。这些商品并不代表印度全口径进口依赖，而是围绕原材料、医药化工、电子电力、工程设备、车辆零部件等重点物项构建的风险样本。</w:t>
+      </w:r>
+    </w:p>
+    <w:p>
+      <w:r>
+        <w:t>本报告的核心结论是：对华依赖不能只看父级大类金额，也不能把 HS4、HS6 或补零八位码混为一谈。政策研究应尽量落到真实商品物项，再结合中国海关 HS8、印度进口口径、企业料号和单证链条进行交叉验证。在此基础上，第三国路径才有可能从“统计信号”升级为“可核验路径”。</w:t>
       </w:r>
     </w:p>
     <w:p>
@@ -3156,12 +3183,59 @@
         <w:pStyle w:val="Heading1"/>
       </w:pPr>
       <w:r>
-        <w:t>三、化肥专题</w:t>
+        <w:t>三、重点板块分析</w:t>
+      </w:r>
+    </w:p>
+    <w:p>
+      <w:pPr>
+        <w:pStyle w:val="Heading2"/>
+      </w:pPr>
+      <w:r>
+        <w:t>3.1 电子与电力设备</w:t>
       </w:r>
     </w:p>
     <w:p>
       <w:r>
-        <w:t>化肥应按总项和子项分开。HS31 总项用于观察整体暴露；尿素、DAP、MOP、NPK 分别对应不同采购周期、替代来源和政策敏感性，财年数量与自然年价值不可直接混算。</w:t>
+        <w:t>电子与电力设备是样本中金额和集中度最突出的板块。锂离子蓄电池、半导体器件、集成电路和变压器/静止式变流器分别对应电芯与储能、光伏与半导体、电控核心部件以及电力电子基础设施。这类商品的共同特点是：贸易金额能说明来源集中度，但不能直接说明受控参数；真正的政策判断需要进一步识别晶圆/芯片型号、电芯化学体系、功率等级、BMS、逆变器拓扑和最终应用场景。</w:t>
+      </w:r>
+    </w:p>
+    <w:p>
+      <w:pPr>
+        <w:pStyle w:val="Heading2"/>
+      </w:pPr>
+      <w:r>
+        <w:t>3.2 化肥专题</w:t>
+      </w:r>
+    </w:p>
+    <w:p>
+      <w:r>
+        <w:t>化肥应按总项和子项分开。HS31 总项用于观察整体暴露；尿素、DAP、MOP、NPK 分别对应不同采购周期、替代来源和政策敏感性，财年数量与自然年价值不可直接混算。在政策层面，化肥更接近民生和粮食安全品类，其供应风险评估应优先关注年度采购安排、政府补贴、长期协议和港口到货节奏，而不是简单套用工业品依赖模型。</w:t>
+      </w:r>
+    </w:p>
+    <w:p>
+      <w:pPr>
+        <w:pStyle w:val="Heading2"/>
+      </w:pPr>
+      <w:r>
+        <w:t>3.3 工程设备与车辆</w:t>
+      </w:r>
+    </w:p>
+    <w:p>
+      <w:r>
+        <w:t>工程设备专题以 HS 843031、843039、870410、870510、870540 和 843143 等法定六位商品物项分别统计。专题标题仅作导航；其中 HS 843031/843039 还包含采煤机和截岩机，不能把税目金额直接称为盾构机成交额或台数。工程车和工程机械的公开统计容易受到项目制交付、临时进口、整机/部件拆分、FOB/CIF 镜像差异和数量单位差异影响，因此镜像贸易差异是审计触发器，不是转口证明。</w:t>
+      </w:r>
+    </w:p>
+    <w:p>
+      <w:pPr>
+        <w:pStyle w:val="Heading2"/>
+      </w:pPr>
+      <w:r>
+        <w:t>3.4 原材料、医药化工与机械零部件</w:t>
+      </w:r>
+    </w:p>
+    <w:p>
+      <w:r>
+        <w:t>天然石墨、稀土化合物、医药中间体、泵阀、机床附件和汽车零部件等商品的政策含义更偏向“参数核验”和“供应链黏性”。其中，石墨和稀土的 HS6 金额无法替代纯度、形态、粒径、元素组成和最终用途判断；医药化工品的替代难点往往在注册、质量体系和长期供货稳定性；机械零部件则需要结合设备存量、接口标准和维保体系。</w:t>
       </w:r>
     </w:p>
     <w:p>
@@ -3169,12 +3243,34 @@
         <w:pStyle w:val="Heading1"/>
       </w:pPr>
       <w:r>
-        <w:t>四、工程设备专题</w:t>
+        <w:t>四、第三国路径与交叉验证方法</w:t>
+      </w:r>
+    </w:p>
+    <w:p>
+      <w:pPr>
+        <w:spacing w:after="120"/>
+      </w:pPr>
+      <w:r>
+        <w:rPr>
+          <w:rFonts w:ascii="Microsoft YaHei" w:hAnsi="Microsoft YaHei" w:eastAsia="Microsoft YaHei"/>
+          <w:sz w:val="21"/>
+        </w:rPr>
+        <w:t>第三国路径模块采用分段交叉验证：第一段优先使用中国海关出口统计，观察中国至中转国的真实出口；后续段使用公开报告国数据或印度进口端数据观察中转国至印度的贸易信号。如果存在多个中转国，必须逐段验证，不能只因最终印度进口增加就反推完整路径。</w:t>
+      </w:r>
+      <w:r>
+        <w:rPr>
+          <w:rFonts w:ascii="Microsoft YaHei" w:hAnsi="Microsoft YaHei" w:eastAsia="Microsoft YaHei"/>
+          <w:b w:val="0"/>
+          <w:color w:val="1F4D78"/>
+          <w:sz w:val="16"/>
+          <w:vertAlign w:val="superscript"/>
+        </w:rPr>
+        <w:t>〔2〕</w:t>
       </w:r>
     </w:p>
     <w:p>
       <w:r>
-        <w:t>工程设备专题以 HS 843031、843039、870410、870510、870540 和 843143 等法定六位商品物项分别统计。专题标题仅作导航；其中 HS 843031/843039 还包含采煤机和截岩机，不能把税目金额直接称为盾构机成交额或台数。镜像贸易差异是审计触发器，不是转口证明。</w:t>
+        <w:t>本报告将路径证据分为三层：第一层是同一 HS6/HS8 在相邻贸易段同时出现；第二层是金额、月份、数量单位和商品描述具有可比性；第三层是提单、发票、原产地证书、加工记录或公开查发案例能够确认同一货物或同一供应网络。只有第三层证据成立，才可以进入个案层面的转口事实判断。</w:t>
       </w:r>
     </w:p>
     <w:p>
@@ -3182,7 +3278,25 @@
         <w:pStyle w:val="Heading1"/>
       </w:pPr>
       <w:r>
-        <w:t>五、方法与限制</w:t>
+        <w:t>五、对中国出口管制策略研究的启示</w:t>
+      </w:r>
+    </w:p>
+    <w:p>
+      <w:r>
+        <w:t>若研究目标是中国出口管制策略，HS 编码应作为入口而非结论。建议先用 HS6 建立国际可比样本，再用中国 HS8、监管证件、两用物项清单、企业产品参数和最终用户信息下钻。对于高占比商品，应优先核验是否存在可控参数或关键技术环节；对于低占比但政策敏感商品，应避免被全国金额低估误导，转而关注企业级采购和具体型号。</w:t>
+      </w:r>
+    </w:p>
+    <w:p>
+      <w:r>
+        <w:t>在执法和合规层面，最有价值的并不是简单列出“中转国名单”，而是形成可复核的核验清单：哪些 HS8 子项金额异常、哪些贸易方式集中、哪些月份出现峰值、哪些第三国同时承担进口和对印出口、哪些公开案例显示类似规避路径。这类清单可以和企业订单、船运单证、原产地证书、付款路径和最终用途声明结合，构成后续业务验证框架。</w:t>
+      </w:r>
+    </w:p>
+    <w:p>
+      <w:pPr>
+        <w:pStyle w:val="Heading1"/>
+      </w:pPr>
+      <w:r>
+        <w:t>六、方法与限制</w:t>
       </w:r>
     </w:p>
     <w:p>
@@ -3250,6 +3364,56 @@
         <w:t>本报告不对违法转口、规避关税或规避出口管制作事实认定。</w:t>
       </w:r>
     </w:p>
+    <w:p>
+      <w:pPr>
+        <w:pStyle w:val="Heading1"/>
+      </w:pPr>
+      <w:r>
+        <w:t>脚注与数据来源</w:t>
+      </w:r>
+    </w:p>
+    <w:p>
+      <w:pPr>
+        <w:spacing w:after="60"/>
+      </w:pPr>
+      <w:r>
+        <w:rPr>
+          <w:rFonts w:ascii="Microsoft YaHei" w:hAnsi="Microsoft YaHei" w:eastAsia="Microsoft YaHei"/>
+          <w:b/>
+          <w:color w:val="1F4D78"/>
+          <w:sz w:val="18"/>
+        </w:rPr>
+        <w:t>〔1〕</w:t>
+      </w:r>
+      <w:r>
+        <w:rPr>
+          <w:rFonts w:ascii="Microsoft YaHei" w:hAnsi="Microsoft YaHei" w:eastAsia="Microsoft YaHei"/>
+          <w:sz w:val="18"/>
+        </w:rPr>
+        <w:t>UN Comtrade 公共 API：印度报告进口，HS 2022 六位商品口径，period=2025；访问 2026-07-24。</w:t>
+      </w:r>
+    </w:p>
+    <w:p>
+      <w:pPr>
+        <w:spacing w:after="60"/>
+      </w:pPr>
+      <w:r>
+        <w:rPr>
+          <w:rFonts w:ascii="Microsoft YaHei" w:hAnsi="Microsoft YaHei" w:eastAsia="Microsoft YaHei"/>
+          <w:b/>
+          <w:color w:val="1F4D78"/>
+          <w:sz w:val="18"/>
+        </w:rPr>
+        <w:t>〔2〕</w:t>
+      </w:r>
+      <w:r>
+        <w:rPr>
+          <w:rFonts w:ascii="Microsoft YaHei" w:hAnsi="Microsoft YaHei" w:eastAsia="Microsoft YaHei"/>
+          <w:sz w:val="18"/>
+        </w:rPr>
+        <w:t>海关总署统计网与 UN Comtrade 公共 API；中国海关数据访问 2026-07-24，UN Comtrade 访问 2026-07-24。</w:t>
+      </w:r>
+    </w:p>
     <w:sectPr>
       <w:headerReference w:type="default" r:id="rId9"/>
       <w:footerReference w:type="default" r:id="rId10"/>
@@ -3276,7 +3440,7 @@
         <w:color w:val="666666"/>
         <w:sz w:val="18"/>
       </w:rPr>
-      <w:t>总分析报告 · 2026-07-23</w:t>
+      <w:t>总分析报告 · 2026-07-24</w:t>
     </w:r>
   </w:p>
 </w:ftr>

--- a/public/reports/overall.docx
+++ b/public/reports/overall.docx
@@ -224,7 +224,7 @@
                 <w:color w:val="000000"/>
                 <w:sz w:val="19"/>
               </w:rPr>
-              <w:t>34.7%</w:t>
+              <w:t>38.6%</w:t>
             </w:r>
           </w:p>
         </w:tc>
@@ -293,7 +293,7 @@
           <w:rFonts w:ascii="Microsoft YaHei" w:hAnsi="Microsoft YaHei" w:eastAsia="Microsoft YaHei"/>
           <w:sz w:val="21"/>
         </w:rPr>
-        <w:t>本报告汇总 21 个互不重叠的 HS 2022 六位商品物项。2025 年这些商品自中国进口合计 14.62 十亿美元，商品进口总额合计 42.13 十亿美元，加权对华来源占比为 34.7%。矩阵不计入 HS31、HS4 或专题父级金额，也不使用补零八位码。</w:t>
+        <w:t>本报告汇总 29 个互不重叠的 HS 2022 六位商品物项。2025 年这些商品自中国进口合计 20.71 十亿美元，商品进口总额合计 53.58 十亿美元，加权对华来源占比为 38.6%。矩阵不计入 HS31、HS4 或专题父级金额，也不使用补零八位码。</w:t>
       </w:r>
       <w:r>
         <w:rPr>
@@ -308,7 +308,7 @@
     </w:p>
     <w:p>
       <w:r>
-        <w:t>从结构看，5 个商品的对华来源占比达到 50% 以上，属于优先核验区；9 个商品处于 20%—50% 的中等暴露区间，适合作为月度监测和业务抽样复核对象。这些商品并不代表印度全口径进口依赖，而是围绕原材料、医药化工、电子电力、工程设备、车辆零部件等重点物项构建的风险样本。</w:t>
+        <w:t>从结构看，8 个商品的对华来源占比达到 50% 以上，属于优先核验区；12 个商品处于 20%—50% 的中等暴露区间，适合作为月度监测和业务抽样复核对象。这些商品并不代表印度全口径进口依赖，而是围绕原材料、医药化工、电子电力、工程设备、车辆零部件等重点物项构建的风险样本。</w:t>
       </w:r>
     </w:p>
     <w:p>
@@ -763,6 +763,134 @@
                 <w:color w:val="000000"/>
                 <w:sz w:val="19"/>
               </w:rPr>
+              <w:t>印刷电路</w:t>
+            </w:r>
+          </w:p>
+        </w:tc>
+        <w:tc>
+          <w:tcPr>
+            <w:tcW w:type="dxa" w:w="1080"/>
+            <w:vAlign w:val="center"/>
+          </w:tcPr>
+          <w:p>
+            <w:pPr>
+              <w:spacing w:after="0"/>
+            </w:pPr>
+            <w:r/>
+            <w:r>
+              <w:rPr>
+                <w:rFonts w:ascii="Microsoft YaHei" w:hAnsi="Microsoft YaHei" w:eastAsia="Microsoft YaHei"/>
+                <w:b w:val="0"/>
+                <w:color w:val="000000"/>
+                <w:sz w:val="19"/>
+              </w:rPr>
+              <w:t>853400</w:t>
+            </w:r>
+          </w:p>
+        </w:tc>
+        <w:tc>
+          <w:tcPr>
+            <w:tcW w:type="dxa" w:w="1480"/>
+            <w:vAlign w:val="center"/>
+          </w:tcPr>
+          <w:p>
+            <w:pPr>
+              <w:spacing w:after="0"/>
+            </w:pPr>
+            <w:r/>
+            <w:r>
+              <w:rPr>
+                <w:rFonts w:ascii="Microsoft YaHei" w:hAnsi="Microsoft YaHei" w:eastAsia="Microsoft YaHei"/>
+                <w:b w:val="0"/>
+                <w:color w:val="000000"/>
+                <w:sz w:val="19"/>
+              </w:rPr>
+              <w:t>HS6 国际可比口径</w:t>
+            </w:r>
+          </w:p>
+        </w:tc>
+        <w:tc>
+          <w:tcPr>
+            <w:tcW w:type="dxa" w:w="1500"/>
+            <w:vAlign w:val="center"/>
+          </w:tcPr>
+          <w:p>
+            <w:pPr>
+              <w:spacing w:after="0"/>
+            </w:pPr>
+            <w:r/>
+            <w:r>
+              <w:rPr>
+                <w:rFonts w:ascii="Microsoft YaHei" w:hAnsi="Microsoft YaHei" w:eastAsia="Microsoft YaHei"/>
+                <w:b w:val="0"/>
+                <w:color w:val="000000"/>
+                <w:sz w:val="19"/>
+              </w:rPr>
+              <w:t>1.16 十亿美元</w:t>
+            </w:r>
+          </w:p>
+        </w:tc>
+        <w:tc>
+          <w:tcPr>
+            <w:tcW w:type="dxa" w:w="1500"/>
+            <w:vAlign w:val="center"/>
+          </w:tcPr>
+          <w:p>
+            <w:pPr>
+              <w:spacing w:after="0"/>
+            </w:pPr>
+            <w:r/>
+            <w:r>
+              <w:rPr>
+                <w:rFonts w:ascii="Microsoft YaHei" w:hAnsi="Microsoft YaHei" w:eastAsia="Microsoft YaHei"/>
+                <w:b w:val="0"/>
+                <w:color w:val="000000"/>
+                <w:sz w:val="19"/>
+              </w:rPr>
+              <w:t>1.60 十亿美元</w:t>
+            </w:r>
+          </w:p>
+        </w:tc>
+        <w:tc>
+          <w:tcPr>
+            <w:tcW w:type="dxa" w:w="1600"/>
+            <w:vAlign w:val="center"/>
+          </w:tcPr>
+          <w:p>
+            <w:pPr>
+              <w:spacing w:after="0"/>
+            </w:pPr>
+            <w:r/>
+            <w:r>
+              <w:rPr>
+                <w:rFonts w:ascii="Microsoft YaHei" w:hAnsi="Microsoft YaHei" w:eastAsia="Microsoft YaHei"/>
+                <w:b w:val="0"/>
+                <w:color w:val="000000"/>
+                <w:sz w:val="19"/>
+              </w:rPr>
+              <w:t>72.3%</w:t>
+            </w:r>
+          </w:p>
+        </w:tc>
+      </w:tr>
+      <w:tr>
+        <w:tc>
+          <w:tcPr>
+            <w:tcW w:type="dxa" w:w="2200"/>
+            <w:vAlign w:val="center"/>
+          </w:tcPr>
+          <w:p>
+            <w:pPr>
+              <w:spacing w:after="0"/>
+            </w:pPr>
+            <w:r/>
+            <w:r>
+              <w:rPr>
+                <w:rFonts w:ascii="Microsoft YaHei" w:hAnsi="Microsoft YaHei" w:eastAsia="Microsoft YaHei"/>
+                <w:b w:val="0"/>
+                <w:color w:val="000000"/>
+                <w:sz w:val="19"/>
+              </w:rPr>
               <w:t>汽车起重机</w:t>
             </w:r>
           </w:p>
@@ -869,6 +997,134 @@
                 <w:sz w:val="19"/>
               </w:rPr>
               <w:t>66.0%</w:t>
+            </w:r>
+          </w:p>
+        </w:tc>
+      </w:tr>
+      <w:tr>
+        <w:tc>
+          <w:tcPr>
+            <w:tcW w:type="dxa" w:w="2200"/>
+            <w:vAlign w:val="center"/>
+          </w:tcPr>
+          <w:p>
+            <w:pPr>
+              <w:spacing w:after="0"/>
+            </w:pPr>
+            <w:r/>
+            <w:r>
+              <w:rPr>
+                <w:rFonts w:ascii="Microsoft YaHei" w:hAnsi="Microsoft YaHei" w:eastAsia="Microsoft YaHei"/>
+                <w:b w:val="0"/>
+                <w:color w:val="000000"/>
+                <w:sz w:val="19"/>
+              </w:rPr>
+              <w:t>其他集成电路</w:t>
+            </w:r>
+          </w:p>
+        </w:tc>
+        <w:tc>
+          <w:tcPr>
+            <w:tcW w:type="dxa" w:w="1080"/>
+            <w:vAlign w:val="center"/>
+          </w:tcPr>
+          <w:p>
+            <w:pPr>
+              <w:spacing w:after="0"/>
+            </w:pPr>
+            <w:r/>
+            <w:r>
+              <w:rPr>
+                <w:rFonts w:ascii="Microsoft YaHei" w:hAnsi="Microsoft YaHei" w:eastAsia="Microsoft YaHei"/>
+                <w:b w:val="0"/>
+                <w:color w:val="000000"/>
+                <w:sz w:val="19"/>
+              </w:rPr>
+              <w:t>854239</w:t>
+            </w:r>
+          </w:p>
+        </w:tc>
+        <w:tc>
+          <w:tcPr>
+            <w:tcW w:type="dxa" w:w="1480"/>
+            <w:vAlign w:val="center"/>
+          </w:tcPr>
+          <w:p>
+            <w:pPr>
+              <w:spacing w:after="0"/>
+            </w:pPr>
+            <w:r/>
+            <w:r>
+              <w:rPr>
+                <w:rFonts w:ascii="Microsoft YaHei" w:hAnsi="Microsoft YaHei" w:eastAsia="Microsoft YaHei"/>
+                <w:b w:val="0"/>
+                <w:color w:val="000000"/>
+                <w:sz w:val="19"/>
+              </w:rPr>
+              <w:t>HS6 国际可比口径</w:t>
+            </w:r>
+          </w:p>
+        </w:tc>
+        <w:tc>
+          <w:tcPr>
+            <w:tcW w:type="dxa" w:w="1500"/>
+            <w:vAlign w:val="center"/>
+          </w:tcPr>
+          <w:p>
+            <w:pPr>
+              <w:spacing w:after="0"/>
+            </w:pPr>
+            <w:r/>
+            <w:r>
+              <w:rPr>
+                <w:rFonts w:ascii="Microsoft YaHei" w:hAnsi="Microsoft YaHei" w:eastAsia="Microsoft YaHei"/>
+                <w:b w:val="0"/>
+                <w:color w:val="000000"/>
+                <w:sz w:val="19"/>
+              </w:rPr>
+              <w:t>3.36 十亿美元</w:t>
+            </w:r>
+          </w:p>
+        </w:tc>
+        <w:tc>
+          <w:tcPr>
+            <w:tcW w:type="dxa" w:w="1500"/>
+            <w:vAlign w:val="center"/>
+          </w:tcPr>
+          <w:p>
+            <w:pPr>
+              <w:spacing w:after="0"/>
+            </w:pPr>
+            <w:r/>
+            <w:r>
+              <w:rPr>
+                <w:rFonts w:ascii="Microsoft YaHei" w:hAnsi="Microsoft YaHei" w:eastAsia="Microsoft YaHei"/>
+                <w:b w:val="0"/>
+                <w:color w:val="000000"/>
+                <w:sz w:val="19"/>
+              </w:rPr>
+              <w:t>5.36 十亿美元</w:t>
+            </w:r>
+          </w:p>
+        </w:tc>
+        <w:tc>
+          <w:tcPr>
+            <w:tcW w:type="dxa" w:w="1600"/>
+            <w:vAlign w:val="center"/>
+          </w:tcPr>
+          <w:p>
+            <w:pPr>
+              <w:spacing w:after="0"/>
+            </w:pPr>
+            <w:r/>
+            <w:r>
+              <w:rPr>
+                <w:rFonts w:ascii="Microsoft YaHei" w:hAnsi="Microsoft YaHei" w:eastAsia="Microsoft YaHei"/>
+                <w:b w:val="0"/>
+                <w:color w:val="000000"/>
+                <w:sz w:val="19"/>
+              </w:rPr>
+              <w:t>62.7%</w:t>
             </w:r>
           </w:p>
         </w:tc>
@@ -1019,7 +1275,7 @@
                 <w:color w:val="000000"/>
                 <w:sz w:val="19"/>
               </w:rPr>
-              <w:t>高黏度聚对苯二甲酸乙二酯</w:t>
+              <w:t>直流电动机及发电机</w:t>
             </w:r>
           </w:p>
         </w:tc>
@@ -1040,7 +1296,7 @@
                 <w:color w:val="000000"/>
                 <w:sz w:val="19"/>
               </w:rPr>
-              <w:t>390761</w:t>
+              <w:t>850131</w:t>
             </w:r>
           </w:p>
         </w:tc>
@@ -1082,7 +1338,7 @@
                 <w:color w:val="000000"/>
                 <w:sz w:val="19"/>
               </w:rPr>
-              <w:t>161.6 百万美元</w:t>
+              <w:t>215.0 百万美元</w:t>
             </w:r>
           </w:p>
         </w:tc>
@@ -1103,7 +1359,7 @@
                 <w:color w:val="000000"/>
                 <w:sz w:val="19"/>
               </w:rPr>
-              <w:t>259.9 百万美元</w:t>
+              <w:t>369.7 百万美元</w:t>
             </w:r>
           </w:p>
         </w:tc>
@@ -1124,7 +1380,263 @@
                 <w:color w:val="000000"/>
                 <w:sz w:val="19"/>
               </w:rPr>
-              <w:t>62.2%</w:t>
+              <w:t>58.2%</w:t>
+            </w:r>
+          </w:p>
+        </w:tc>
+      </w:tr>
+      <w:tr>
+        <w:tc>
+          <w:tcPr>
+            <w:tcW w:type="dxa" w:w="2200"/>
+            <w:vAlign w:val="center"/>
+          </w:tcPr>
+          <w:p>
+            <w:pPr>
+              <w:spacing w:after="0"/>
+            </w:pPr>
+            <w:r/>
+            <w:r>
+              <w:rPr>
+                <w:rFonts w:ascii="Microsoft YaHei" w:hAnsi="Microsoft YaHei" w:eastAsia="Microsoft YaHei"/>
+                <w:b w:val="0"/>
+                <w:color w:val="000000"/>
+                <w:sz w:val="19"/>
+              </w:rPr>
+              <w:t>小型电动机</w:t>
+            </w:r>
+          </w:p>
+        </w:tc>
+        <w:tc>
+          <w:tcPr>
+            <w:tcW w:type="dxa" w:w="1080"/>
+            <w:vAlign w:val="center"/>
+          </w:tcPr>
+          <w:p>
+            <w:pPr>
+              <w:spacing w:after="0"/>
+            </w:pPr>
+            <w:r/>
+            <w:r>
+              <w:rPr>
+                <w:rFonts w:ascii="Microsoft YaHei" w:hAnsi="Microsoft YaHei" w:eastAsia="Microsoft YaHei"/>
+                <w:b w:val="0"/>
+                <w:color w:val="000000"/>
+                <w:sz w:val="19"/>
+              </w:rPr>
+              <w:t>850110</w:t>
+            </w:r>
+          </w:p>
+        </w:tc>
+        <w:tc>
+          <w:tcPr>
+            <w:tcW w:type="dxa" w:w="1480"/>
+            <w:vAlign w:val="center"/>
+          </w:tcPr>
+          <w:p>
+            <w:pPr>
+              <w:spacing w:after="0"/>
+            </w:pPr>
+            <w:r/>
+            <w:r>
+              <w:rPr>
+                <w:rFonts w:ascii="Microsoft YaHei" w:hAnsi="Microsoft YaHei" w:eastAsia="Microsoft YaHei"/>
+                <w:b w:val="0"/>
+                <w:color w:val="000000"/>
+                <w:sz w:val="19"/>
+              </w:rPr>
+              <w:t>HS6 国际可比口径</w:t>
+            </w:r>
+          </w:p>
+        </w:tc>
+        <w:tc>
+          <w:tcPr>
+            <w:tcW w:type="dxa" w:w="1500"/>
+            <w:vAlign w:val="center"/>
+          </w:tcPr>
+          <w:p>
+            <w:pPr>
+              <w:spacing w:after="0"/>
+            </w:pPr>
+            <w:r/>
+            <w:r>
+              <w:rPr>
+                <w:rFonts w:ascii="Microsoft YaHei" w:hAnsi="Microsoft YaHei" w:eastAsia="Microsoft YaHei"/>
+                <w:b w:val="0"/>
+                <w:color w:val="000000"/>
+                <w:sz w:val="19"/>
+              </w:rPr>
+              <w:t>222.2 百万美元</w:t>
+            </w:r>
+          </w:p>
+        </w:tc>
+        <w:tc>
+          <w:tcPr>
+            <w:tcW w:type="dxa" w:w="1500"/>
+            <w:vAlign w:val="center"/>
+          </w:tcPr>
+          <w:p>
+            <w:pPr>
+              <w:spacing w:after="0"/>
+            </w:pPr>
+            <w:r/>
+            <w:r>
+              <w:rPr>
+                <w:rFonts w:ascii="Microsoft YaHei" w:hAnsi="Microsoft YaHei" w:eastAsia="Microsoft YaHei"/>
+                <w:b w:val="0"/>
+                <w:color w:val="000000"/>
+                <w:sz w:val="19"/>
+              </w:rPr>
+              <w:t>434.5 百万美元</w:t>
+            </w:r>
+          </w:p>
+        </w:tc>
+        <w:tc>
+          <w:tcPr>
+            <w:tcW w:type="dxa" w:w="1600"/>
+            <w:vAlign w:val="center"/>
+          </w:tcPr>
+          <w:p>
+            <w:pPr>
+              <w:spacing w:after="0"/>
+            </w:pPr>
+            <w:r/>
+            <w:r>
+              <w:rPr>
+                <w:rFonts w:ascii="Microsoft YaHei" w:hAnsi="Microsoft YaHei" w:eastAsia="Microsoft YaHei"/>
+                <w:b w:val="0"/>
+                <w:color w:val="000000"/>
+                <w:sz w:val="19"/>
+              </w:rPr>
+              <w:t>51.1%</w:t>
+            </w:r>
+          </w:p>
+        </w:tc>
+      </w:tr>
+      <w:tr>
+        <w:tc>
+          <w:tcPr>
+            <w:tcW w:type="dxa" w:w="2200"/>
+            <w:vAlign w:val="center"/>
+          </w:tcPr>
+          <w:p>
+            <w:pPr>
+              <w:spacing w:after="0"/>
+            </w:pPr>
+            <w:r/>
+            <w:r>
+              <w:rPr>
+                <w:rFonts w:ascii="Microsoft YaHei" w:hAnsi="Microsoft YaHei" w:eastAsia="Microsoft YaHei"/>
+                <w:b w:val="0"/>
+                <w:color w:val="000000"/>
+                <w:sz w:val="19"/>
+              </w:rPr>
+              <w:t>夜视摄像设备</w:t>
+            </w:r>
+          </w:p>
+        </w:tc>
+        <w:tc>
+          <w:tcPr>
+            <w:tcW w:type="dxa" w:w="1080"/>
+            <w:vAlign w:val="center"/>
+          </w:tcPr>
+          <w:p>
+            <w:pPr>
+              <w:spacing w:after="0"/>
+            </w:pPr>
+            <w:r/>
+            <w:r>
+              <w:rPr>
+                <w:rFonts w:ascii="Microsoft YaHei" w:hAnsi="Microsoft YaHei" w:eastAsia="Microsoft YaHei"/>
+                <w:b w:val="0"/>
+                <w:color w:val="000000"/>
+                <w:sz w:val="19"/>
+              </w:rPr>
+              <w:t>852583</w:t>
+            </w:r>
+          </w:p>
+        </w:tc>
+        <w:tc>
+          <w:tcPr>
+            <w:tcW w:type="dxa" w:w="1480"/>
+            <w:vAlign w:val="center"/>
+          </w:tcPr>
+          <w:p>
+            <w:pPr>
+              <w:spacing w:after="0"/>
+            </w:pPr>
+            <w:r/>
+            <w:r>
+              <w:rPr>
+                <w:rFonts w:ascii="Microsoft YaHei" w:hAnsi="Microsoft YaHei" w:eastAsia="Microsoft YaHei"/>
+                <w:b w:val="0"/>
+                <w:color w:val="000000"/>
+                <w:sz w:val="19"/>
+              </w:rPr>
+              <w:t>HS6 国际可比口径</w:t>
+            </w:r>
+          </w:p>
+        </w:tc>
+        <w:tc>
+          <w:tcPr>
+            <w:tcW w:type="dxa" w:w="1500"/>
+            <w:vAlign w:val="center"/>
+          </w:tcPr>
+          <w:p>
+            <w:pPr>
+              <w:spacing w:after="0"/>
+            </w:pPr>
+            <w:r/>
+            <w:r>
+              <w:rPr>
+                <w:rFonts w:ascii="Microsoft YaHei" w:hAnsi="Microsoft YaHei" w:eastAsia="Microsoft YaHei"/>
+                <w:b w:val="0"/>
+                <w:color w:val="000000"/>
+                <w:sz w:val="19"/>
+              </w:rPr>
+              <w:t>0.1 百万美元</w:t>
+            </w:r>
+          </w:p>
+        </w:tc>
+        <w:tc>
+          <w:tcPr>
+            <w:tcW w:type="dxa" w:w="1500"/>
+            <w:vAlign w:val="center"/>
+          </w:tcPr>
+          <w:p>
+            <w:pPr>
+              <w:spacing w:after="0"/>
+            </w:pPr>
+            <w:r/>
+            <w:r>
+              <w:rPr>
+                <w:rFonts w:ascii="Microsoft YaHei" w:hAnsi="Microsoft YaHei" w:eastAsia="Microsoft YaHei"/>
+                <w:b w:val="0"/>
+                <w:color w:val="000000"/>
+                <w:sz w:val="19"/>
+              </w:rPr>
+              <w:t>0.3 百万美元</w:t>
+            </w:r>
+          </w:p>
+        </w:tc>
+        <w:tc>
+          <w:tcPr>
+            <w:tcW w:type="dxa" w:w="1600"/>
+            <w:vAlign w:val="center"/>
+          </w:tcPr>
+          <w:p>
+            <w:pPr>
+              <w:spacing w:after="0"/>
+            </w:pPr>
+            <w:r/>
+            <w:r>
+              <w:rPr>
+                <w:rFonts w:ascii="Microsoft YaHei" w:hAnsi="Microsoft YaHei" w:eastAsia="Microsoft YaHei"/>
+                <w:b w:val="0"/>
+                <w:color w:val="000000"/>
+                <w:sz w:val="19"/>
+              </w:rPr>
+              <w:t>47.0%</w:t>
             </w:r>
           </w:p>
         </w:tc>
@@ -1253,6 +1765,134 @@
                 <w:sz w:val="19"/>
               </w:rPr>
               <w:t>44.2%</w:t>
+            </w:r>
+          </w:p>
+        </w:tc>
+      </w:tr>
+      <w:tr>
+        <w:tc>
+          <w:tcPr>
+            <w:tcW w:type="dxa" w:w="2200"/>
+            <w:vAlign w:val="center"/>
+          </w:tcPr>
+          <w:p>
+            <w:pPr>
+              <w:spacing w:after="0"/>
+            </w:pPr>
+            <w:r/>
+            <w:r>
+              <w:rPr>
+                <w:rFonts w:ascii="Microsoft YaHei" w:hAnsi="Microsoft YaHei" w:eastAsia="Microsoft YaHei"/>
+                <w:b w:val="0"/>
+                <w:color w:val="000000"/>
+                <w:sz w:val="19"/>
+              </w:rPr>
+              <w:t>无线电遥控设备</w:t>
+            </w:r>
+          </w:p>
+        </w:tc>
+        <w:tc>
+          <w:tcPr>
+            <w:tcW w:type="dxa" w:w="1080"/>
+            <w:vAlign w:val="center"/>
+          </w:tcPr>
+          <w:p>
+            <w:pPr>
+              <w:spacing w:after="0"/>
+            </w:pPr>
+            <w:r/>
+            <w:r>
+              <w:rPr>
+                <w:rFonts w:ascii="Microsoft YaHei" w:hAnsi="Microsoft YaHei" w:eastAsia="Microsoft YaHei"/>
+                <w:b w:val="0"/>
+                <w:color w:val="000000"/>
+                <w:sz w:val="19"/>
+              </w:rPr>
+              <w:t>852692</w:t>
+            </w:r>
+          </w:p>
+        </w:tc>
+        <w:tc>
+          <w:tcPr>
+            <w:tcW w:type="dxa" w:w="1480"/>
+            <w:vAlign w:val="center"/>
+          </w:tcPr>
+          <w:p>
+            <w:pPr>
+              <w:spacing w:after="0"/>
+            </w:pPr>
+            <w:r/>
+            <w:r>
+              <w:rPr>
+                <w:rFonts w:ascii="Microsoft YaHei" w:hAnsi="Microsoft YaHei" w:eastAsia="Microsoft YaHei"/>
+                <w:b w:val="0"/>
+                <w:color w:val="000000"/>
+                <w:sz w:val="19"/>
+              </w:rPr>
+              <w:t>HS6 国际可比口径</w:t>
+            </w:r>
+          </w:p>
+        </w:tc>
+        <w:tc>
+          <w:tcPr>
+            <w:tcW w:type="dxa" w:w="1500"/>
+            <w:vAlign w:val="center"/>
+          </w:tcPr>
+          <w:p>
+            <w:pPr>
+              <w:spacing w:after="0"/>
+            </w:pPr>
+            <w:r/>
+            <w:r>
+              <w:rPr>
+                <w:rFonts w:ascii="Microsoft YaHei" w:hAnsi="Microsoft YaHei" w:eastAsia="Microsoft YaHei"/>
+                <w:b w:val="0"/>
+                <w:color w:val="000000"/>
+                <w:sz w:val="19"/>
+              </w:rPr>
+              <w:t>8.8 百万美元</w:t>
+            </w:r>
+          </w:p>
+        </w:tc>
+        <w:tc>
+          <w:tcPr>
+            <w:tcW w:type="dxa" w:w="1500"/>
+            <w:vAlign w:val="center"/>
+          </w:tcPr>
+          <w:p>
+            <w:pPr>
+              <w:spacing w:after="0"/>
+            </w:pPr>
+            <w:r/>
+            <w:r>
+              <w:rPr>
+                <w:rFonts w:ascii="Microsoft YaHei" w:hAnsi="Microsoft YaHei" w:eastAsia="Microsoft YaHei"/>
+                <w:b w:val="0"/>
+                <w:color w:val="000000"/>
+                <w:sz w:val="19"/>
+              </w:rPr>
+              <w:t>20.2 百万美元</w:t>
+            </w:r>
+          </w:p>
+        </w:tc>
+        <w:tc>
+          <w:tcPr>
+            <w:tcW w:type="dxa" w:w="1600"/>
+            <w:vAlign w:val="center"/>
+          </w:tcPr>
+          <w:p>
+            <w:pPr>
+              <w:spacing w:after="0"/>
+            </w:pPr>
+            <w:r/>
+            <w:r>
+              <w:rPr>
+                <w:rFonts w:ascii="Microsoft YaHei" w:hAnsi="Microsoft YaHei" w:eastAsia="Microsoft YaHei"/>
+                <w:b w:val="0"/>
+                <w:color w:val="000000"/>
+                <w:sz w:val="19"/>
+              </w:rPr>
+              <w:t>43.9%</w:t>
             </w:r>
           </w:p>
         </w:tc>
@@ -1637,6 +2277,134 @@
                 <w:sz w:val="19"/>
               </w:rPr>
               <w:t>38.8%</w:t>
+            </w:r>
+          </w:p>
+        </w:tc>
+      </w:tr>
+      <w:tr>
+        <w:tc>
+          <w:tcPr>
+            <w:tcW w:type="dxa" w:w="2200"/>
+            <w:vAlign w:val="center"/>
+          </w:tcPr>
+          <w:p>
+            <w:pPr>
+              <w:spacing w:after="0"/>
+            </w:pPr>
+            <w:r/>
+            <w:r>
+              <w:rPr>
+                <w:rFonts w:ascii="Microsoft YaHei" w:hAnsi="Microsoft YaHei" w:eastAsia="Microsoft YaHei"/>
+                <w:b w:val="0"/>
+                <w:color w:val="000000"/>
+                <w:sz w:val="19"/>
+              </w:rPr>
+              <w:t>摄像机与图像设备</w:t>
+            </w:r>
+          </w:p>
+        </w:tc>
+        <w:tc>
+          <w:tcPr>
+            <w:tcW w:type="dxa" w:w="1080"/>
+            <w:vAlign w:val="center"/>
+          </w:tcPr>
+          <w:p>
+            <w:pPr>
+              <w:spacing w:after="0"/>
+            </w:pPr>
+            <w:r/>
+            <w:r>
+              <w:rPr>
+                <w:rFonts w:ascii="Microsoft YaHei" w:hAnsi="Microsoft YaHei" w:eastAsia="Microsoft YaHei"/>
+                <w:b w:val="0"/>
+                <w:color w:val="000000"/>
+                <w:sz w:val="19"/>
+              </w:rPr>
+              <w:t>852589</w:t>
+            </w:r>
+          </w:p>
+        </w:tc>
+        <w:tc>
+          <w:tcPr>
+            <w:tcW w:type="dxa" w:w="1480"/>
+            <w:vAlign w:val="center"/>
+          </w:tcPr>
+          <w:p>
+            <w:pPr>
+              <w:spacing w:after="0"/>
+            </w:pPr>
+            <w:r/>
+            <w:r>
+              <w:rPr>
+                <w:rFonts w:ascii="Microsoft YaHei" w:hAnsi="Microsoft YaHei" w:eastAsia="Microsoft YaHei"/>
+                <w:b w:val="0"/>
+                <w:color w:val="000000"/>
+                <w:sz w:val="19"/>
+              </w:rPr>
+              <w:t>HS6 国际可比口径</w:t>
+            </w:r>
+          </w:p>
+        </w:tc>
+        <w:tc>
+          <w:tcPr>
+            <w:tcW w:type="dxa" w:w="1500"/>
+            <w:vAlign w:val="center"/>
+          </w:tcPr>
+          <w:p>
+            <w:pPr>
+              <w:spacing w:after="0"/>
+            </w:pPr>
+            <w:r/>
+            <w:r>
+              <w:rPr>
+                <w:rFonts w:ascii="Microsoft YaHei" w:hAnsi="Microsoft YaHei" w:eastAsia="Microsoft YaHei"/>
+                <w:b w:val="0"/>
+                <w:color w:val="000000"/>
+                <w:sz w:val="19"/>
+              </w:rPr>
+              <w:t>761.5 百万美元</w:t>
+            </w:r>
+          </w:p>
+        </w:tc>
+        <w:tc>
+          <w:tcPr>
+            <w:tcW w:type="dxa" w:w="1500"/>
+            <w:vAlign w:val="center"/>
+          </w:tcPr>
+          <w:p>
+            <w:pPr>
+              <w:spacing w:after="0"/>
+            </w:pPr>
+            <w:r/>
+            <w:r>
+              <w:rPr>
+                <w:rFonts w:ascii="Microsoft YaHei" w:hAnsi="Microsoft YaHei" w:eastAsia="Microsoft YaHei"/>
+                <w:b w:val="0"/>
+                <w:color w:val="000000"/>
+                <w:sz w:val="19"/>
+              </w:rPr>
+              <w:t>2.00 十亿美元</w:t>
+            </w:r>
+          </w:p>
+        </w:tc>
+        <w:tc>
+          <w:tcPr>
+            <w:tcW w:type="dxa" w:w="1600"/>
+            <w:vAlign w:val="center"/>
+          </w:tcPr>
+          <w:p>
+            <w:pPr>
+              <w:spacing w:after="0"/>
+            </w:pPr>
+            <w:r/>
+            <w:r>
+              <w:rPr>
+                <w:rFonts w:ascii="Microsoft YaHei" w:hAnsi="Microsoft YaHei" w:eastAsia="Microsoft YaHei"/>
+                <w:b w:val="0"/>
+                <w:color w:val="000000"/>
+                <w:sz w:val="19"/>
+              </w:rPr>
+              <w:t>38.1%</w:t>
             </w:r>
           </w:p>
         </w:tc>
@@ -2171,7 +2939,7 @@
                 <w:color w:val="000000"/>
                 <w:sz w:val="19"/>
               </w:rPr>
-              <w:t>其他龙头、旋塞及类似装置</w:t>
+              <w:t>测量或检验仪器</w:t>
             </w:r>
           </w:p>
         </w:tc>
@@ -2192,7 +2960,7 @@
                 <w:color w:val="000000"/>
                 <w:sz w:val="19"/>
               </w:rPr>
-              <w:t>848180</w:t>
+              <w:t>903180</w:t>
             </w:r>
           </w:p>
         </w:tc>
@@ -2234,7 +3002,7 @@
                 <w:color w:val="000000"/>
                 <w:sz w:val="19"/>
               </w:rPr>
-              <w:t>335.8 百万美元</w:t>
+              <w:t>291.9 百万美元</w:t>
             </w:r>
           </w:p>
         </w:tc>
@@ -2255,7 +3023,7 @@
                 <w:color w:val="000000"/>
                 <w:sz w:val="19"/>
               </w:rPr>
-              <w:t>1.49 十亿美元</w:t>
+              <w:t>1.29 十亿美元</w:t>
             </w:r>
           </w:p>
         </w:tc>
@@ -2276,7 +3044,135 @@
                 <w:color w:val="000000"/>
                 <w:sz w:val="19"/>
               </w:rPr>
-              <w:t>22.5%</w:t>
+              <w:t>22.6%</w:t>
+            </w:r>
+          </w:p>
+        </w:tc>
+      </w:tr>
+      <w:tr>
+        <w:tc>
+          <w:tcPr>
+            <w:tcW w:type="dxa" w:w="2200"/>
+            <w:vAlign w:val="center"/>
+          </w:tcPr>
+          <w:p>
+            <w:pPr>
+              <w:spacing w:after="0"/>
+            </w:pPr>
+            <w:r/>
+            <w:r>
+              <w:rPr>
+                <w:rFonts w:ascii="Microsoft YaHei" w:hAnsi="Microsoft YaHei" w:eastAsia="Microsoft YaHei"/>
+                <w:b w:val="0"/>
+                <w:color w:val="000000"/>
+                <w:sz w:val="19"/>
+              </w:rPr>
+              <w:t>通信与数据收发设备</w:t>
+            </w:r>
+          </w:p>
+        </w:tc>
+        <w:tc>
+          <w:tcPr>
+            <w:tcW w:type="dxa" w:w="1080"/>
+            <w:vAlign w:val="center"/>
+          </w:tcPr>
+          <w:p>
+            <w:pPr>
+              <w:spacing w:after="0"/>
+            </w:pPr>
+            <w:r/>
+            <w:r>
+              <w:rPr>
+                <w:rFonts w:ascii="Microsoft YaHei" w:hAnsi="Microsoft YaHei" w:eastAsia="Microsoft YaHei"/>
+                <w:b w:val="0"/>
+                <w:color w:val="000000"/>
+                <w:sz w:val="19"/>
+              </w:rPr>
+              <w:t>851762</w:t>
+            </w:r>
+          </w:p>
+        </w:tc>
+        <w:tc>
+          <w:tcPr>
+            <w:tcW w:type="dxa" w:w="1480"/>
+            <w:vAlign w:val="center"/>
+          </w:tcPr>
+          <w:p>
+            <w:pPr>
+              <w:spacing w:after="0"/>
+            </w:pPr>
+            <w:r/>
+            <w:r>
+              <w:rPr>
+                <w:rFonts w:ascii="Microsoft YaHei" w:hAnsi="Microsoft YaHei" w:eastAsia="Microsoft YaHei"/>
+                <w:b w:val="0"/>
+                <w:color w:val="000000"/>
+                <w:sz w:val="19"/>
+              </w:rPr>
+              <w:t>HS6 国际可比口径</w:t>
+            </w:r>
+          </w:p>
+        </w:tc>
+        <w:tc>
+          <w:tcPr>
+            <w:tcW w:type="dxa" w:w="1500"/>
+            <w:vAlign w:val="center"/>
+          </w:tcPr>
+          <w:p>
+            <w:pPr>
+              <w:spacing w:after="0"/>
+            </w:pPr>
+            <w:r/>
+            <w:r>
+              <w:rPr>
+                <w:rFonts w:ascii="Microsoft YaHei" w:hAnsi="Microsoft YaHei" w:eastAsia="Microsoft YaHei"/>
+                <w:b w:val="0"/>
+                <w:color w:val="000000"/>
+                <w:sz w:val="19"/>
+              </w:rPr>
+              <w:t>754.9 百万美元</w:t>
+            </w:r>
+          </w:p>
+        </w:tc>
+        <w:tc>
+          <w:tcPr>
+            <w:tcW w:type="dxa" w:w="1500"/>
+            <w:vAlign w:val="center"/>
+          </w:tcPr>
+          <w:p>
+            <w:pPr>
+              <w:spacing w:after="0"/>
+            </w:pPr>
+            <w:r/>
+            <w:r>
+              <w:rPr>
+                <w:rFonts w:ascii="Microsoft YaHei" w:hAnsi="Microsoft YaHei" w:eastAsia="Microsoft YaHei"/>
+                <w:b w:val="0"/>
+                <w:color w:val="000000"/>
+                <w:sz w:val="19"/>
+              </w:rPr>
+              <w:t>3.84 十亿美元</w:t>
+            </w:r>
+          </w:p>
+        </w:tc>
+        <w:tc>
+          <w:tcPr>
+            <w:tcW w:type="dxa" w:w="1600"/>
+            <w:vAlign w:val="center"/>
+          </w:tcPr>
+          <w:p>
+            <w:pPr>
+              <w:spacing w:after="0"/>
+            </w:pPr>
+            <w:r/>
+            <w:r>
+              <w:rPr>
+                <w:rFonts w:ascii="Microsoft YaHei" w:hAnsi="Microsoft YaHei" w:eastAsia="Microsoft YaHei"/>
+                <w:b w:val="0"/>
+                <w:color w:val="000000"/>
+                <w:sz w:val="19"/>
+              </w:rPr>
+              <w:t>19.7%</w:t>
             </w:r>
           </w:p>
         </w:tc>
@@ -2555,134 +3451,6 @@
                 <w:color w:val="000000"/>
                 <w:sz w:val="19"/>
               </w:rPr>
-              <w:t>机动车变速箱及其零件</w:t>
-            </w:r>
-          </w:p>
-        </w:tc>
-        <w:tc>
-          <w:tcPr>
-            <w:tcW w:type="dxa" w:w="1080"/>
-            <w:vAlign w:val="center"/>
-          </w:tcPr>
-          <w:p>
-            <w:pPr>
-              <w:spacing w:after="0"/>
-            </w:pPr>
-            <w:r/>
-            <w:r>
-              <w:rPr>
-                <w:rFonts w:ascii="Microsoft YaHei" w:hAnsi="Microsoft YaHei" w:eastAsia="Microsoft YaHei"/>
-                <w:b w:val="0"/>
-                <w:color w:val="000000"/>
-                <w:sz w:val="19"/>
-              </w:rPr>
-              <w:t>870840</w:t>
-            </w:r>
-          </w:p>
-        </w:tc>
-        <w:tc>
-          <w:tcPr>
-            <w:tcW w:type="dxa" w:w="1480"/>
-            <w:vAlign w:val="center"/>
-          </w:tcPr>
-          <w:p>
-            <w:pPr>
-              <w:spacing w:after="0"/>
-            </w:pPr>
-            <w:r/>
-            <w:r>
-              <w:rPr>
-                <w:rFonts w:ascii="Microsoft YaHei" w:hAnsi="Microsoft YaHei" w:eastAsia="Microsoft YaHei"/>
-                <w:b w:val="0"/>
-                <w:color w:val="000000"/>
-                <w:sz w:val="19"/>
-              </w:rPr>
-              <w:t>HS6 国际可比口径</w:t>
-            </w:r>
-          </w:p>
-        </w:tc>
-        <w:tc>
-          <w:tcPr>
-            <w:tcW w:type="dxa" w:w="1500"/>
-            <w:vAlign w:val="center"/>
-          </w:tcPr>
-          <w:p>
-            <w:pPr>
-              <w:spacing w:after="0"/>
-            </w:pPr>
-            <w:r/>
-            <w:r>
-              <w:rPr>
-                <w:rFonts w:ascii="Microsoft YaHei" w:hAnsi="Microsoft YaHei" w:eastAsia="Microsoft YaHei"/>
-                <w:b w:val="0"/>
-                <w:color w:val="000000"/>
-                <w:sz w:val="19"/>
-              </w:rPr>
-              <w:t>188.0 百万美元</w:t>
-            </w:r>
-          </w:p>
-        </w:tc>
-        <w:tc>
-          <w:tcPr>
-            <w:tcW w:type="dxa" w:w="1500"/>
-            <w:vAlign w:val="center"/>
-          </w:tcPr>
-          <w:p>
-            <w:pPr>
-              <w:spacing w:after="0"/>
-            </w:pPr>
-            <w:r/>
-            <w:r>
-              <w:rPr>
-                <w:rFonts w:ascii="Microsoft YaHei" w:hAnsi="Microsoft YaHei" w:eastAsia="Microsoft YaHei"/>
-                <w:b w:val="0"/>
-                <w:color w:val="000000"/>
-                <w:sz w:val="19"/>
-              </w:rPr>
-              <w:t>1.74 十亿美元</w:t>
-            </w:r>
-          </w:p>
-        </w:tc>
-        <w:tc>
-          <w:tcPr>
-            <w:tcW w:type="dxa" w:w="1600"/>
-            <w:vAlign w:val="center"/>
-          </w:tcPr>
-          <w:p>
-            <w:pPr>
-              <w:spacing w:after="0"/>
-            </w:pPr>
-            <w:r/>
-            <w:r>
-              <w:rPr>
-                <w:rFonts w:ascii="Microsoft YaHei" w:hAnsi="Microsoft YaHei" w:eastAsia="Microsoft YaHei"/>
-                <w:b w:val="0"/>
-                <w:color w:val="000000"/>
-                <w:sz w:val="19"/>
-              </w:rPr>
-              <w:t>10.8%</w:t>
-            </w:r>
-          </w:p>
-        </w:tc>
-      </w:tr>
-      <w:tr>
-        <w:tc>
-          <w:tcPr>
-            <w:tcW w:type="dxa" w:w="2200"/>
-            <w:vAlign w:val="center"/>
-          </w:tcPr>
-          <w:p>
-            <w:pPr>
-              <w:spacing w:after="0"/>
-            </w:pPr>
-            <w:r/>
-            <w:r>
-              <w:rPr>
-                <w:rFonts w:ascii="Microsoft YaHei" w:hAnsi="Microsoft YaHei" w:eastAsia="Microsoft YaHei"/>
-                <w:b w:val="0"/>
-                <w:color w:val="000000"/>
-                <w:sz w:val="19"/>
-              </w:rPr>
               <w:t>粉末或鳞片状天然石墨</w:t>
             </w:r>
           </w:p>
@@ -2939,6 +3707,134 @@
                 <w:color w:val="000000"/>
                 <w:sz w:val="19"/>
               </w:rPr>
+              <w:t>导航仪器及装置</w:t>
+            </w:r>
+          </w:p>
+        </w:tc>
+        <w:tc>
+          <w:tcPr>
+            <w:tcW w:type="dxa" w:w="1080"/>
+            <w:vAlign w:val="center"/>
+          </w:tcPr>
+          <w:p>
+            <w:pPr>
+              <w:spacing w:after="0"/>
+            </w:pPr>
+            <w:r/>
+            <w:r>
+              <w:rPr>
+                <w:rFonts w:ascii="Microsoft YaHei" w:hAnsi="Microsoft YaHei" w:eastAsia="Microsoft YaHei"/>
+                <w:b w:val="0"/>
+                <w:color w:val="000000"/>
+                <w:sz w:val="19"/>
+              </w:rPr>
+              <w:t>901480</w:t>
+            </w:r>
+          </w:p>
+        </w:tc>
+        <w:tc>
+          <w:tcPr>
+            <w:tcW w:type="dxa" w:w="1480"/>
+            <w:vAlign w:val="center"/>
+          </w:tcPr>
+          <w:p>
+            <w:pPr>
+              <w:spacing w:after="0"/>
+            </w:pPr>
+            <w:r/>
+            <w:r>
+              <w:rPr>
+                <w:rFonts w:ascii="Microsoft YaHei" w:hAnsi="Microsoft YaHei" w:eastAsia="Microsoft YaHei"/>
+                <w:b w:val="0"/>
+                <w:color w:val="000000"/>
+                <w:sz w:val="19"/>
+              </w:rPr>
+              <w:t>HS6 国际可比口径</w:t>
+            </w:r>
+          </w:p>
+        </w:tc>
+        <w:tc>
+          <w:tcPr>
+            <w:tcW w:type="dxa" w:w="1500"/>
+            <w:vAlign w:val="center"/>
+          </w:tcPr>
+          <w:p>
+            <w:pPr>
+              <w:spacing w:after="0"/>
+            </w:pPr>
+            <w:r/>
+            <w:r>
+              <w:rPr>
+                <w:rFonts w:ascii="Microsoft YaHei" w:hAnsi="Microsoft YaHei" w:eastAsia="Microsoft YaHei"/>
+                <w:b w:val="0"/>
+                <w:color w:val="000000"/>
+                <w:sz w:val="19"/>
+              </w:rPr>
+              <w:t>0.3 百万美元</w:t>
+            </w:r>
+          </w:p>
+        </w:tc>
+        <w:tc>
+          <w:tcPr>
+            <w:tcW w:type="dxa" w:w="1500"/>
+            <w:vAlign w:val="center"/>
+          </w:tcPr>
+          <w:p>
+            <w:pPr>
+              <w:spacing w:after="0"/>
+            </w:pPr>
+            <w:r/>
+            <w:r>
+              <w:rPr>
+                <w:rFonts w:ascii="Microsoft YaHei" w:hAnsi="Microsoft YaHei" w:eastAsia="Microsoft YaHei"/>
+                <w:b w:val="0"/>
+                <w:color w:val="000000"/>
+                <w:sz w:val="19"/>
+              </w:rPr>
+              <w:t>33.7 百万美元</w:t>
+            </w:r>
+          </w:p>
+        </w:tc>
+        <w:tc>
+          <w:tcPr>
+            <w:tcW w:type="dxa" w:w="1600"/>
+            <w:vAlign w:val="center"/>
+          </w:tcPr>
+          <w:p>
+            <w:pPr>
+              <w:spacing w:after="0"/>
+            </w:pPr>
+            <w:r/>
+            <w:r>
+              <w:rPr>
+                <w:rFonts w:ascii="Microsoft YaHei" w:hAnsi="Microsoft YaHei" w:eastAsia="Microsoft YaHei"/>
+                <w:b w:val="0"/>
+                <w:color w:val="000000"/>
+                <w:sz w:val="19"/>
+              </w:rPr>
+              <w:t>1.0%</w:t>
+            </w:r>
+          </w:p>
+        </w:tc>
+      </w:tr>
+      <w:tr>
+        <w:tc>
+          <w:tcPr>
+            <w:tcW w:type="dxa" w:w="2200"/>
+            <w:vAlign w:val="center"/>
+          </w:tcPr>
+          <w:p>
+            <w:pPr>
+              <w:spacing w:after="0"/>
+            </w:pPr>
+            <w:r/>
+            <w:r>
+              <w:rPr>
+                <w:rFonts w:ascii="Microsoft YaHei" w:hAnsi="Microsoft YaHei" w:eastAsia="Microsoft YaHei"/>
+                <w:b w:val="0"/>
+                <w:color w:val="000000"/>
+                <w:sz w:val="19"/>
+              </w:rPr>
               <w:t>含氮磷钾三种肥效元素的肥料</w:t>
             </w:r>
           </w:p>
@@ -3024,6 +3920,134 @@
                 <w:sz w:val="19"/>
               </w:rPr>
               <w:t>1.21 十亿美元</w:t>
+            </w:r>
+          </w:p>
+        </w:tc>
+        <w:tc>
+          <w:tcPr>
+            <w:tcW w:type="dxa" w:w="1600"/>
+            <w:vAlign w:val="center"/>
+          </w:tcPr>
+          <w:p>
+            <w:pPr>
+              <w:spacing w:after="0"/>
+            </w:pPr>
+            <w:r/>
+            <w:r>
+              <w:rPr>
+                <w:rFonts w:ascii="Microsoft YaHei" w:hAnsi="Microsoft YaHei" w:eastAsia="Microsoft YaHei"/>
+                <w:b w:val="0"/>
+                <w:color w:val="000000"/>
+                <w:sz w:val="19"/>
+              </w:rPr>
+              <w:t>0.7%</w:t>
+            </w:r>
+          </w:p>
+        </w:tc>
+      </w:tr>
+      <w:tr>
+        <w:tc>
+          <w:tcPr>
+            <w:tcW w:type="dxa" w:w="2200"/>
+            <w:vAlign w:val="center"/>
+          </w:tcPr>
+          <w:p>
+            <w:pPr>
+              <w:spacing w:after="0"/>
+            </w:pPr>
+            <w:r/>
+            <w:r>
+              <w:rPr>
+                <w:rFonts w:ascii="Microsoft YaHei" w:hAnsi="Microsoft YaHei" w:eastAsia="Microsoft YaHei"/>
+                <w:b w:val="0"/>
+                <w:color w:val="000000"/>
+                <w:sz w:val="19"/>
+              </w:rPr>
+              <w:t>轻小型无人机整机</w:t>
+            </w:r>
+          </w:p>
+        </w:tc>
+        <w:tc>
+          <w:tcPr>
+            <w:tcW w:type="dxa" w:w="1080"/>
+            <w:vAlign w:val="center"/>
+          </w:tcPr>
+          <w:p>
+            <w:pPr>
+              <w:spacing w:after="0"/>
+            </w:pPr>
+            <w:r/>
+            <w:r>
+              <w:rPr>
+                <w:rFonts w:ascii="Microsoft YaHei" w:hAnsi="Microsoft YaHei" w:eastAsia="Microsoft YaHei"/>
+                <w:b w:val="0"/>
+                <w:color w:val="000000"/>
+                <w:sz w:val="19"/>
+              </w:rPr>
+              <w:t>880622</w:t>
+            </w:r>
+          </w:p>
+        </w:tc>
+        <w:tc>
+          <w:tcPr>
+            <w:tcW w:type="dxa" w:w="1480"/>
+            <w:vAlign w:val="center"/>
+          </w:tcPr>
+          <w:p>
+            <w:pPr>
+              <w:spacing w:after="0"/>
+            </w:pPr>
+            <w:r/>
+            <w:r>
+              <w:rPr>
+                <w:rFonts w:ascii="Microsoft YaHei" w:hAnsi="Microsoft YaHei" w:eastAsia="Microsoft YaHei"/>
+                <w:b w:val="0"/>
+                <w:color w:val="000000"/>
+                <w:sz w:val="19"/>
+              </w:rPr>
+              <w:t>HS6 国际可比口径</w:t>
+            </w:r>
+          </w:p>
+        </w:tc>
+        <w:tc>
+          <w:tcPr>
+            <w:tcW w:type="dxa" w:w="1500"/>
+            <w:vAlign w:val="center"/>
+          </w:tcPr>
+          <w:p>
+            <w:pPr>
+              <w:spacing w:after="0"/>
+            </w:pPr>
+            <w:r/>
+            <w:r>
+              <w:rPr>
+                <w:rFonts w:ascii="Microsoft YaHei" w:hAnsi="Microsoft YaHei" w:eastAsia="Microsoft YaHei"/>
+                <w:b w:val="0"/>
+                <w:color w:val="000000"/>
+                <w:sz w:val="19"/>
+              </w:rPr>
+              <w:t>0.0 百万美元</w:t>
+            </w:r>
+          </w:p>
+        </w:tc>
+        <w:tc>
+          <w:tcPr>
+            <w:tcW w:type="dxa" w:w="1500"/>
+            <w:vAlign w:val="center"/>
+          </w:tcPr>
+          <w:p>
+            <w:pPr>
+              <w:spacing w:after="0"/>
+            </w:pPr>
+            <w:r/>
+            <w:r>
+              <w:rPr>
+                <w:rFonts w:ascii="Microsoft YaHei" w:hAnsi="Microsoft YaHei" w:eastAsia="Microsoft YaHei"/>
+                <w:b w:val="0"/>
+                <w:color w:val="000000"/>
+                <w:sz w:val="19"/>
+              </w:rPr>
+              <w:t>0.9 百万美元</w:t>
             </w:r>
           </w:p>
         </w:tc>
@@ -3335,7 +4359,7 @@
           <w:rFonts w:ascii="Microsoft YaHei" w:hAnsi="Microsoft YaHei" w:eastAsia="Microsoft YaHei"/>
           <w:sz w:val="21"/>
         </w:rPr>
-        <w:t>自动审计逐项核对 21 个商品的 2025 年世界/中国进口额、12 个月月度合计及其他供应国排序，并使用缓存、限速和 429 自动重试。</w:t>
+        <w:t>自动审计逐项核对 29 个商品的 2025 年世界/中国进口额、12 个月月度合计及其他供应国排序，并使用缓存、限速和 429 自动重试。</w:t>
       </w:r>
     </w:p>
     <w:p>
@@ -3411,7 +4435,7 @@
           <w:rFonts w:ascii="Microsoft YaHei" w:hAnsi="Microsoft YaHei" w:eastAsia="Microsoft YaHei"/>
           <w:sz w:val="18"/>
         </w:rPr>
-        <w:t>海关总署统计网与 UN Comtrade 公共 API；中国海关数据访问 2026-07-24，UN Comtrade 访问 2026-07-24。</w:t>
+        <w:t>海关总署统计网与 UN Comtrade 公共 API；中国海关数据访问 2026-07-28，UN Comtrade 访问 2026-07-24。</w:t>
       </w:r>
     </w:p>
     <w:sectPr>
